--- a/ESP_Lab1_ModulationDecInt_PrepSheet_20251009.docx
+++ b/ESP_Lab1_ModulationDecInt_PrepSheet_20251009.docx
@@ -47,21 +47,21 @@
       <w:tblPr>
         <w:tblStyle w:val="Tabellenraster"/>
         <w:tblW w:w="9628" w:type="dxa"/>
-        <w:jc w:val="start"/>
+        <w:jc w:val="left"/>
         <w:tblInd w:w="113" w:type="dxa"/>
         <w:tblLayout w:type="fixed"/>
         <w:tblCellMar>
           <w:top w:w="0" w:type="dxa"/>
-          <w:start w:w="108" w:type="dxa"/>
+          <w:left w:w="108" w:type="dxa"/>
           <w:bottom w:w="0" w:type="dxa"/>
-          <w:end w:w="108" w:type="dxa"/>
+          <w:right w:w="108" w:type="dxa"/>
         </w:tblCellMar>
         <w:tblLook w:noHBand="0" w:noVBand="1" w:firstColumn="1" w:lastRow="0" w:lastColumn="0" w:firstRow="1" w:val="04a0"/>
       </w:tblPr>
       <w:tblGrid>
         <w:gridCol w:w="2122"/>
-        <w:gridCol w:w="2408"/>
-        <w:gridCol w:w="5098"/>
+        <w:gridCol w:w="2407"/>
+        <w:gridCol w:w="5099"/>
       </w:tblGrid>
       <w:tr>
         <w:trPr>
@@ -77,8 +77,9 @@
             <w:pPr>
               <w:pStyle w:val="Normal"/>
               <w:widowControl/>
+              <w:suppressAutoHyphens w:val="true"/>
               <w:spacing w:lineRule="auto" w:line="240" w:before="0" w:after="0"/>
-              <w:jc w:val="start"/>
+              <w:jc w:val="left"/>
               <w:rPr>
                 <w:rFonts w:ascii="Open Sans" w:hAnsi="Open Sans" w:cs="Open Sans"/>
                 <w:b/>
@@ -102,7 +103,7 @@
         </w:tc>
         <w:tc>
           <w:tcPr>
-            <w:tcW w:w="2408" w:type="dxa"/>
+            <w:tcW w:w="2407" w:type="dxa"/>
             <w:tcBorders/>
             <w:vAlign w:val="center"/>
           </w:tcPr>
@@ -110,8 +111,9 @@
             <w:pPr>
               <w:pStyle w:val="Normal"/>
               <w:widowControl/>
+              <w:suppressAutoHyphens w:val="true"/>
               <w:spacing w:lineRule="auto" w:line="240" w:before="0" w:after="0"/>
-              <w:jc w:val="start"/>
+              <w:jc w:val="left"/>
               <w:rPr>
                 <w:rFonts w:ascii="Open Sans" w:hAnsi="Open Sans" w:cs="Open Sans"/>
                 <w:b/>
@@ -135,7 +137,7 @@
         </w:tc>
         <w:tc>
           <w:tcPr>
-            <w:tcW w:w="5098" w:type="dxa"/>
+            <w:tcW w:w="5099" w:type="dxa"/>
             <w:tcBorders/>
             <w:shd w:color="auto" w:fill="F2F2F2" w:themeFill="background1" w:themeFillShade="f2" w:val="clear"/>
             <w:vAlign w:val="center"/>
@@ -144,8 +146,9 @@
             <w:pPr>
               <w:pStyle w:val="Normal"/>
               <w:widowControl/>
+              <w:suppressAutoHyphens w:val="true"/>
               <w:spacing w:lineRule="auto" w:line="240" w:before="0" w:after="0"/>
-              <w:jc w:val="start"/>
+              <w:jc w:val="left"/>
               <w:rPr>
                 <w:rFonts w:ascii="Open Sans" w:hAnsi="Open Sans" w:cs="Open Sans"/>
                 <w:lang w:val="en-US"/>
@@ -181,6 +184,7 @@
             <w:pPr>
               <w:pStyle w:val="Normal"/>
               <w:widowControl/>
+              <w:suppressAutoHyphens w:val="true"/>
               <w:spacing w:lineRule="auto" w:line="240" w:before="0" w:after="0"/>
               <w:jc w:val="center"/>
               <w:rPr>
@@ -197,57 +201,13 @@
                 <w:szCs w:val="28"/>
                 <w:lang w:val="en-US" w:eastAsia="en-US" w:bidi="ar-SA"/>
               </w:rPr>
-              <w:t>ESPL0</w:t>
-            </w:r>
-            <w:r>
-              <w:rPr>
-                <w:rFonts w:eastAsia="Aptos" w:cs="Open Sans"/>
-                <w:color w:themeColor="background1" w:themeShade="a6" w:val="A6A6A6"/>
-                <w:kern w:val="2"/>
-                <w:sz w:val="28"/>
-                <w:szCs w:val="28"/>
-                <w:lang w:val="en-US" w:eastAsia="en-US" w:bidi="ar-SA"/>
-              </w:rPr>
-              <w:t>2</w:t>
-            </w:r>
-            <w:r>
-              <w:rPr>
-                <w:rFonts w:eastAsia="Aptos" w:cs="Open Sans"/>
-                <w:color w:themeColor="background1" w:themeShade="a6" w:val="A6A6A6"/>
-                <w:kern w:val="2"/>
-                <w:sz w:val="28"/>
-                <w:szCs w:val="28"/>
-                <w:lang w:val="en-US" w:eastAsia="en-US" w:bidi="ar-SA"/>
-              </w:rPr>
-              <w:t xml:space="preserve"> / </w:t>
-            </w:r>
-            <w:r>
-              <w:rPr>
-                <w:rFonts w:eastAsia="Aptos" w:cs="Open Sans"/>
-                <w:color w:themeColor="background1" w:themeShade="a6" w:val="A6A6A6"/>
-                <w:kern w:val="2"/>
-                <w:sz w:val="28"/>
-                <w:szCs w:val="28"/>
-                <w:lang w:val="en-US" w:eastAsia="en-US" w:bidi="ar-SA"/>
-              </w:rPr>
-              <w:t>1</w:t>
-            </w:r>
-            <w:r>
-              <w:rPr>
-                <w:rFonts w:eastAsia="Aptos" w:cs="Open Sans"/>
-                <w:color w:themeColor="background1" w:themeShade="a6" w:val="A6A6A6"/>
-                <w:kern w:val="2"/>
-                <w:sz w:val="28"/>
-                <w:szCs w:val="28"/>
-                <w:lang w:val="en-US" w:eastAsia="en-US" w:bidi="ar-SA"/>
-              </w:rPr>
-              <w:t xml:space="preserve"> </w:t>
+              <w:t>ESPL02 / 1</w:t>
             </w:r>
           </w:p>
         </w:tc>
         <w:tc>
           <w:tcPr>
-            <w:tcW w:w="2408" w:type="dxa"/>
+            <w:tcW w:w="2407" w:type="dxa"/>
             <w:tcBorders/>
             <w:vAlign w:val="center"/>
           </w:tcPr>
@@ -255,8 +215,9 @@
             <w:pPr>
               <w:pStyle w:val="Normal"/>
               <w:widowControl/>
+              <w:suppressAutoHyphens w:val="true"/>
               <w:spacing w:lineRule="auto" w:line="240" w:before="0" w:after="0"/>
-              <w:jc w:val="start"/>
+              <w:jc w:val="left"/>
               <w:rPr>
                 <w:rFonts w:ascii="Open Sans" w:hAnsi="Open Sans" w:cs="Open Sans"/>
                 <w:b/>
@@ -280,7 +241,7 @@
         </w:tc>
         <w:tc>
           <w:tcPr>
-            <w:tcW w:w="5098" w:type="dxa"/>
+            <w:tcW w:w="5099" w:type="dxa"/>
             <w:tcBorders/>
             <w:shd w:color="auto" w:fill="F2F2F2" w:themeFill="background1" w:themeFillShade="f2" w:val="clear"/>
             <w:vAlign w:val="center"/>
@@ -289,8 +250,9 @@
             <w:pPr>
               <w:pStyle w:val="Normal"/>
               <w:widowControl/>
+              <w:suppressAutoHyphens w:val="true"/>
               <w:spacing w:lineRule="auto" w:line="240" w:before="0" w:after="0"/>
-              <w:jc w:val="start"/>
+              <w:jc w:val="left"/>
               <w:rPr>
                 <w:rFonts w:ascii="Open Sans" w:hAnsi="Open Sans" w:cs="Open Sans"/>
                 <w:lang w:val="en-US"/>
@@ -326,8 +288,9 @@
             <w:pPr>
               <w:pStyle w:val="Normal"/>
               <w:widowControl/>
+              <w:suppressAutoHyphens w:val="true"/>
               <w:spacing w:lineRule="auto" w:line="240" w:before="0" w:after="0"/>
-              <w:jc w:val="start"/>
+              <w:jc w:val="left"/>
               <w:rPr>
                 <w:rFonts w:ascii="Open Sans" w:hAnsi="Open Sans" w:cs="Open Sans"/>
                 <w:lang w:val="en-US"/>
@@ -335,18 +298,16 @@
             </w:pPr>
             <w:r>
               <w:rPr>
-                <w:rFonts w:eastAsia="Aptos" w:cs="Open Sans"/>
-                <w:kern w:val="2"/>
-                <w:sz w:val="22"/>
-                <w:szCs w:val="22"/>
-                <w:lang w:val="en-US" w:eastAsia="en-US" w:bidi="ar-SA"/>
+                <w:rFonts w:cs="Open Sans"/>
+                <w:sz w:val="22"/>
+                <w:lang w:val="en-US"/>
               </w:rPr>
             </w:r>
           </w:p>
         </w:tc>
         <w:tc>
           <w:tcPr>
-            <w:tcW w:w="2408" w:type="dxa"/>
+            <w:tcW w:w="2407" w:type="dxa"/>
             <w:tcBorders/>
             <w:vAlign w:val="center"/>
           </w:tcPr>
@@ -354,8 +315,9 @@
             <w:pPr>
               <w:pStyle w:val="Normal"/>
               <w:widowControl/>
+              <w:suppressAutoHyphens w:val="true"/>
               <w:spacing w:lineRule="auto" w:line="240" w:before="0" w:after="0"/>
-              <w:jc w:val="start"/>
+              <w:jc w:val="left"/>
               <w:rPr>
                 <w:rFonts w:ascii="Open Sans" w:hAnsi="Open Sans" w:cs="Open Sans"/>
                 <w:b/>
@@ -379,7 +341,7 @@
         </w:tc>
         <w:tc>
           <w:tcPr>
-            <w:tcW w:w="5098" w:type="dxa"/>
+            <w:tcW w:w="5099" w:type="dxa"/>
             <w:tcBorders/>
             <w:shd w:color="auto" w:fill="F2F2F2" w:themeFill="background1" w:themeFillShade="f2" w:val="clear"/>
             <w:vAlign w:val="center"/>
@@ -388,8 +350,9 @@
             <w:pPr>
               <w:pStyle w:val="Normal"/>
               <w:widowControl/>
+              <w:suppressAutoHyphens w:val="true"/>
               <w:spacing w:lineRule="auto" w:line="240" w:before="0" w:after="0"/>
-              <w:jc w:val="start"/>
+              <w:jc w:val="left"/>
               <w:rPr>
                 <w:rFonts w:ascii="Open Sans" w:hAnsi="Open Sans" w:cs="Open Sans"/>
                 <w:lang w:val="en-US"/>
@@ -397,11 +360,9 @@
             </w:pPr>
             <w:r>
               <w:rPr>
-                <w:rFonts w:eastAsia="Aptos" w:cs="" w:ascii="Aptos" w:hAnsi="Aptos"/>
-                <w:kern w:val="2"/>
-                <w:sz w:val="22"/>
-                <w:szCs w:val="22"/>
-                <w:lang w:val="de-DE" w:eastAsia="en-US" w:bidi="ar-SA"/>
+                <w:rFonts w:cs="Open Sans"/>
+                <w:sz w:val="22"/>
+                <w:lang w:val="en-US"/>
               </w:rPr>
             </w:r>
           </w:p>
@@ -488,14 +449,14 @@
       <w:tblPr>
         <w:tblStyle w:val="Tabellenraster"/>
         <w:tblW w:w="9628" w:type="dxa"/>
-        <w:jc w:val="start"/>
+        <w:jc w:val="left"/>
         <w:tblInd w:w="113" w:type="dxa"/>
         <w:tblLayout w:type="fixed"/>
         <w:tblCellMar>
           <w:top w:w="0" w:type="dxa"/>
-          <w:start w:w="108" w:type="dxa"/>
+          <w:left w:w="108" w:type="dxa"/>
           <w:bottom w:w="0" w:type="dxa"/>
-          <w:end w:w="108" w:type="dxa"/>
+          <w:right w:w="108" w:type="dxa"/>
         </w:tblCellMar>
         <w:tblLook w:noHBand="0" w:noVBand="1" w:firstColumn="1" w:lastRow="0" w:lastColumn="0" w:firstRow="1" w:val="04a0"/>
       </w:tblPr>
@@ -520,8 +481,9 @@
             <w:pPr>
               <w:pStyle w:val="Normal"/>
               <w:widowControl/>
+              <w:suppressAutoHyphens w:val="true"/>
               <w:spacing w:lineRule="auto" w:line="240" w:before="0" w:after="0"/>
-              <w:jc w:val="start"/>
+              <w:jc w:val="left"/>
               <w:rPr>
                 <w:rFonts w:ascii="Open Sans" w:hAnsi="Open Sans" w:cs="Open Sans"/>
                 <w:b/>
@@ -555,8 +517,9 @@
             <w:pPr>
               <w:pStyle w:val="Normal"/>
               <w:widowControl/>
+              <w:suppressAutoHyphens w:val="true"/>
               <w:spacing w:lineRule="auto" w:line="240" w:before="0" w:after="0"/>
-              <w:jc w:val="start"/>
+              <w:jc w:val="left"/>
               <w:rPr>
                 <w:rFonts w:ascii="Open Sans" w:hAnsi="Open Sans" w:cs="Open Sans"/>
                 <w:b/>
@@ -590,8 +553,9 @@
             <w:pPr>
               <w:pStyle w:val="Normal"/>
               <w:widowControl/>
+              <w:suppressAutoHyphens w:val="true"/>
               <w:spacing w:lineRule="auto" w:line="240" w:before="0" w:after="0"/>
-              <w:jc w:val="start"/>
+              <w:jc w:val="left"/>
               <w:rPr>
                 <w:rFonts w:ascii="Open Sans" w:hAnsi="Open Sans" w:cs="Open Sans"/>
                 <w:b/>
@@ -618,8 +582,9 @@
             <w:pPr>
               <w:pStyle w:val="Normal"/>
               <w:widowControl/>
+              <w:suppressAutoHyphens w:val="true"/>
               <w:spacing w:lineRule="auto" w:line="240" w:before="0" w:after="0"/>
-              <w:jc w:val="start"/>
+              <w:jc w:val="left"/>
               <w:rPr>
                 <w:rFonts w:ascii="Open Sans" w:hAnsi="Open Sans" w:cs="Open Sans"/>
                 <w:b/>
@@ -631,13 +596,12 @@
             </w:pPr>
             <w:r>
               <w:rPr>
-                <w:rFonts w:eastAsia="Aptos" w:cs="Open Sans"/>
-                <w:b/>
-                <w:bCs/>
-                <w:kern w:val="2"/>
-                <w:sz w:val="20"/>
-                <w:szCs w:val="20"/>
-                <w:lang w:val="en-US" w:eastAsia="en-US" w:bidi="ar-SA"/>
+                <w:rFonts w:cs="Open Sans"/>
+                <w:b/>
+                <w:bCs/>
+                <w:sz w:val="20"/>
+                <w:szCs w:val="20"/>
+                <w:lang w:val="en-US"/>
               </w:rPr>
             </w:r>
           </w:p>
@@ -652,8 +616,9 @@
             <w:pPr>
               <w:pStyle w:val="Normal"/>
               <w:widowControl/>
+              <w:suppressAutoHyphens w:val="true"/>
               <w:spacing w:lineRule="auto" w:line="240" w:before="0" w:after="0"/>
-              <w:jc w:val="start"/>
+              <w:jc w:val="left"/>
               <w:rPr>
                 <w:rFonts w:eastAsia="" w:eastAsiaTheme="minorEastAsia"/>
                 <w:b/>
@@ -677,22 +642,24 @@
             </w:r>
             <w:r>
               <w:rPr>
-                <w:rFonts w:eastAsia="Aptos" w:cs="" w:ascii="Aptos" w:hAnsi="Aptos"/>
-                <w:kern w:val="2"/>
-                <w:sz w:val="22"/>
-                <w:szCs w:val="22"/>
-                <w:lang w:val="de-DE" w:eastAsia="en-US" w:bidi="ar-SA"/>
+                <w:sz w:val="22"/>
               </w:rPr>
             </w:r>
             <m:oMath xmlns:m="http://schemas.openxmlformats.org/officeDocument/2006/math">
               <m:sSub>
                 <m:e>
                   <m:r>
+                    <w:rPr>
+                      <w:rFonts w:ascii="Cambria Math" w:hAnsi="Cambria Math"/>
+                    </w:rPr>
                     <m:t xml:space="preserve">f</m:t>
                   </m:r>
                 </m:e>
                 <m:sub>
                   <m:r>
+                    <w:rPr>
+                      <w:rFonts w:ascii="Cambria Math" w:hAnsi="Cambria Math"/>
+                    </w:rPr>
                     <m:t xml:space="preserve">bat</m:t>
                   </m:r>
                 </m:sub>
@@ -710,8 +677,9 @@
             <w:pPr>
               <w:pStyle w:val="Normal"/>
               <w:widowControl/>
+              <w:suppressAutoHyphens w:val="true"/>
               <w:spacing w:lineRule="auto" w:line="240" w:before="0" w:after="0"/>
-              <w:jc w:val="start"/>
+              <w:jc w:val="left"/>
               <w:rPr>
                 <w:rFonts w:ascii="Open Sans" w:hAnsi="Open Sans" w:cs="Open Sans"/>
                 <w:sz w:val="20"/>
@@ -733,22 +701,24 @@
             </w:r>
             <w:r>
               <w:rPr>
-                <w:rFonts w:eastAsia="Aptos" w:cs="" w:ascii="Aptos" w:hAnsi="Aptos"/>
-                <w:kern w:val="2"/>
-                <w:sz w:val="22"/>
-                <w:szCs w:val="22"/>
-                <w:lang w:val="de-DE" w:eastAsia="en-US" w:bidi="ar-SA"/>
+                <w:sz w:val="22"/>
               </w:rPr>
             </w:r>
             <m:oMath xmlns:m="http://schemas.openxmlformats.org/officeDocument/2006/math">
               <m:sSub>
                 <m:e>
                   <m:r>
+                    <w:rPr>
+                      <w:rFonts w:ascii="Cambria Math" w:hAnsi="Cambria Math"/>
+                    </w:rPr>
                     <m:t xml:space="preserve">f</m:t>
                   </m:r>
                 </m:e>
                 <m:sub>
                   <m:r>
+                    <w:rPr>
+                      <w:rFonts w:ascii="Cambria Math" w:hAnsi="Cambria Math"/>
+                    </w:rPr>
                     <m:t xml:space="preserve">s</m:t>
                   </m:r>
                 </m:sub>
@@ -776,8 +746,9 @@
             <w:pPr>
               <w:pStyle w:val="Normal"/>
               <w:widowControl/>
+              <w:suppressAutoHyphens w:val="true"/>
               <w:spacing w:lineRule="auto" w:line="240" w:before="0" w:after="0"/>
-              <w:jc w:val="start"/>
+              <w:jc w:val="left"/>
               <w:rPr>
                 <w:rFonts w:ascii="Open Sans" w:hAnsi="Open Sans" w:cs="Open Sans"/>
                 <w:b/>
@@ -801,22 +772,24 @@
             </w:r>
             <w:r>
               <w:rPr>
-                <w:rFonts w:eastAsia="Aptos" w:cs="" w:ascii="Aptos" w:hAnsi="Aptos"/>
-                <w:kern w:val="2"/>
-                <w:sz w:val="22"/>
-                <w:szCs w:val="22"/>
-                <w:lang w:val="de-DE" w:eastAsia="en-US" w:bidi="ar-SA"/>
+                <w:sz w:val="22"/>
               </w:rPr>
             </w:r>
             <m:oMath xmlns:m="http://schemas.openxmlformats.org/officeDocument/2006/math">
               <m:sSub>
                 <m:e>
                   <m:r>
+                    <w:rPr>
+                      <w:rFonts w:ascii="Cambria Math" w:hAnsi="Cambria Math"/>
+                    </w:rPr>
                     <m:t xml:space="preserve">x</m:t>
                   </m:r>
                 </m:e>
                 <m:sub>
                   <m:r>
+                    <w:rPr>
+                      <w:rFonts w:ascii="Cambria Math" w:hAnsi="Cambria Math"/>
+                    </w:rPr>
                     <m:t xml:space="preserve">λ</m:t>
                   </m:r>
                 </m:sub>
@@ -849,6 +822,7 @@
             <w:pPr>
               <w:pStyle w:val="Normal"/>
               <w:widowControl/>
+              <w:suppressAutoHyphens w:val="true"/>
               <w:spacing w:lineRule="auto" w:line="240" w:before="0" w:after="0"/>
               <w:jc w:val="center"/>
               <w:rPr>
@@ -879,6 +853,7 @@
             <w:pPr>
               <w:pStyle w:val="Normal"/>
               <w:widowControl/>
+              <w:suppressAutoHyphens w:val="true"/>
               <w:spacing w:lineRule="auto" w:line="240" w:before="0" w:after="0"/>
               <w:jc w:val="center"/>
               <w:rPr>
@@ -903,15 +878,16 @@
           <w:tcPr>
             <w:tcW w:w="1390" w:type="dxa"/>
             <w:tcBorders>
-              <w:end w:val="nil"/>
+              <w:right w:val="nil"/>
             </w:tcBorders>
           </w:tcPr>
           <w:p>
             <w:pPr>
               <w:pStyle w:val="Normal"/>
               <w:widowControl/>
+              <w:suppressAutoHyphens w:val="true"/>
               <w:spacing w:lineRule="auto" w:line="240" w:before="0" w:after="0"/>
-              <w:jc w:val="start"/>
+              <w:jc w:val="left"/>
               <w:rPr>
                 <w:sz w:val="20"/>
                 <w:szCs w:val="20"/>
@@ -933,7 +909,7 @@
           <w:tcPr>
             <w:tcW w:w="708" w:type="dxa"/>
             <w:tcBorders>
-              <w:start w:val="nil"/>
+              <w:left w:val="nil"/>
             </w:tcBorders>
             <w:vAlign w:val="center"/>
           </w:tcPr>
@@ -941,8 +917,9 @@
             <w:pPr>
               <w:pStyle w:val="Normal"/>
               <w:widowControl/>
+              <w:suppressAutoHyphens w:val="true"/>
               <w:spacing w:lineRule="auto" w:line="240" w:before="0" w:after="0"/>
-              <w:jc w:val="start"/>
+              <w:jc w:val="left"/>
               <w:rPr>
                 <w:rFonts w:ascii="Open Sans" w:hAnsi="Open Sans" w:cs="Open Sans"/>
                 <w:sz w:val="20"/>
@@ -970,6 +947,7 @@
             <w:pPr>
               <w:pStyle w:val="Normal"/>
               <w:widowControl/>
+              <w:suppressAutoHyphens w:val="true"/>
               <w:spacing w:lineRule="auto" w:line="240" w:before="0" w:after="0"/>
               <w:jc w:val="center"/>
               <w:rPr>
@@ -999,6 +977,7 @@
             <w:pPr>
               <w:pStyle w:val="Normal"/>
               <w:widowControl/>
+              <w:suppressAutoHyphens w:val="true"/>
               <w:spacing w:lineRule="auto" w:line="240" w:before="0" w:after="0"/>
               <w:jc w:val="center"/>
               <w:rPr>
@@ -1029,6 +1008,7 @@
             <w:pPr>
               <w:pStyle w:val="Normal"/>
               <w:widowControl/>
+              <w:suppressAutoHyphens w:val="true"/>
               <w:spacing w:lineRule="auto" w:line="240" w:before="0" w:after="0"/>
               <w:jc w:val="center"/>
               <w:rPr>
@@ -1038,11 +1018,7 @@
               </w:rPr>
             </w:pPr>
             <w:r>
-              <w:rPr>
-                <w:rFonts w:eastAsia="Aptos"/>
-                <w:kern w:val="2"/>
-                <w:lang w:val="de-DE" w:eastAsia="en-US" w:bidi="ar-SA"/>
-              </w:rPr>
+              <w:rPr/>
             </w:r>
             <m:oMathPara xmlns:m="http://schemas.openxmlformats.org/officeDocument/2006/math">
               <m:oMathParaPr>
@@ -1050,50 +1026,68 @@
               </m:oMathParaPr>
               <m:oMath>
                 <m:r>
+                  <w:rPr>
+                    <w:rFonts w:ascii="Cambria Math" w:hAnsi="Cambria Math"/>
+                  </w:rPr>
                   <m:t xml:space="preserve">λ</m:t>
                 </m:r>
                 <m:r>
-                  <m:rPr>
-                    <m:lit/>
-                    <m:nor/>
-                  </m:rPr>
+                  <w:rPr>
+                    <w:rFonts w:ascii="Cambria Math" w:hAnsi="Cambria Math"/>
+                  </w:rPr>
                   <m:t xml:space="preserve">=</m:t>
                 </m:r>
                 <m:r>
+                  <w:rPr>
+                    <w:rFonts w:ascii="Cambria Math" w:hAnsi="Cambria Math"/>
+                  </w:rPr>
                   <m:t xml:space="preserve">0</m:t>
                 </m:r>
+                <m:f>
+                  <m:fPr>
+                    <m:type m:val="lin"/>
+                  </m:fPr>
+                  <m:num>
+                    <m:r>
+                      <m:rPr>
+                        <m:lit/>
+                        <m:nor/>
+                      </m:rPr>
+                      <w:rPr>
+                        <w:rFonts w:ascii="Cambria Math" w:hAnsi="Cambria Math"/>
+                      </w:rPr>
+                      <m:t xml:space="preserve"> </m:t>
+                    </m:r>
+                  </m:num>
+                  <m:den>
+                    <m:r>
+                      <m:rPr>
+                        <m:lit/>
+                        <m:nor/>
+                      </m:rPr>
+                      <w:rPr>
+                        <w:rFonts w:ascii="Cambria Math" w:hAnsi="Cambria Math"/>
+                      </w:rPr>
+                      <m:t xml:space="preserve"> </m:t>
+                    </m:r>
+                  </m:den>
+                </m:f>
                 <m:r>
-                  <m:rPr>
-                    <m:lit/>
-                    <m:nor/>
-                  </m:rPr>
-                  <m:t xml:space="preserve"> </m:t>
-                </m:r>
-                <m:r>
-                  <m:rPr>
-                    <m:lit/>
-                    <m:nor/>
-                  </m:rPr>
-                  <m:t xml:space="preserve">/</m:t>
-                </m:r>
-                <m:r>
-                  <m:rPr>
-                    <m:lit/>
-                    <m:nor/>
-                  </m:rPr>
-                  <m:t xml:space="preserve"> </m:t>
-                </m:r>
-                <m:r>
+                  <w:rPr>
+                    <w:rFonts w:ascii="Cambria Math" w:hAnsi="Cambria Math"/>
+                  </w:rPr>
                   <m:t xml:space="preserve">λ</m:t>
                 </m:r>
                 <m:r>
-                  <m:rPr>
-                    <m:lit/>
-                    <m:nor/>
-                  </m:rPr>
+                  <w:rPr>
+                    <w:rFonts w:ascii="Cambria Math" w:hAnsi="Cambria Math"/>
+                  </w:rPr>
                   <m:t xml:space="preserve">=</m:t>
                 </m:r>
                 <m:r>
+                  <w:rPr>
+                    <w:rFonts w:ascii="Cambria Math" w:hAnsi="Cambria Math"/>
+                  </w:rPr>
                   <m:t xml:space="preserve">2</m:t>
                 </m:r>
               </m:oMath>
@@ -1113,6 +1107,7 @@
             <w:pPr>
               <w:pStyle w:val="Normal"/>
               <w:widowControl/>
+              <w:suppressAutoHyphens w:val="true"/>
               <w:spacing w:lineRule="auto" w:line="240" w:before="0" w:after="0"/>
               <w:jc w:val="center"/>
               <w:rPr>
@@ -1149,6 +1144,7 @@
             <w:pPr>
               <w:pStyle w:val="Normal"/>
               <w:widowControl/>
+              <w:suppressAutoHyphens w:val="true"/>
               <w:spacing w:lineRule="auto" w:line="240" w:before="0" w:after="0"/>
               <w:jc w:val="center"/>
               <w:rPr>
@@ -1179,15 +1175,16 @@
           <w:tcPr>
             <w:tcW w:w="1390" w:type="dxa"/>
             <w:tcBorders>
-              <w:end w:val="nil"/>
+              <w:right w:val="nil"/>
             </w:tcBorders>
           </w:tcPr>
           <w:p>
             <w:pPr>
               <w:pStyle w:val="Normal"/>
               <w:widowControl/>
+              <w:suppressAutoHyphens w:val="true"/>
               <w:spacing w:lineRule="auto" w:line="240" w:before="0" w:after="0"/>
-              <w:jc w:val="start"/>
+              <w:jc w:val="left"/>
               <w:rPr>
                 <w:rFonts w:ascii="Aptos" w:hAnsi="Aptos" w:eastAsia="Aptos" w:cs=""/>
                 <w:b/>
@@ -1216,7 +1213,7 @@
           <w:tcPr>
             <w:tcW w:w="708" w:type="dxa"/>
             <w:tcBorders>
-              <w:start w:val="nil"/>
+              <w:left w:val="nil"/>
             </w:tcBorders>
             <w:vAlign w:val="center"/>
           </w:tcPr>
@@ -1224,8 +1221,9 @@
             <w:pPr>
               <w:pStyle w:val="Normal"/>
               <w:widowControl/>
+              <w:suppressAutoHyphens w:val="true"/>
               <w:spacing w:lineRule="auto" w:line="240" w:before="0" w:after="0"/>
-              <w:jc w:val="start"/>
+              <w:jc w:val="left"/>
               <w:rPr>
                 <w:rFonts w:ascii="Aptos" w:hAnsi="Aptos" w:eastAsia="Aptos" w:cs=""/>
                 <w:b/>
@@ -1259,6 +1257,7 @@
             <w:pPr>
               <w:pStyle w:val="Normal"/>
               <w:widowControl/>
+              <w:suppressAutoHyphens w:val="true"/>
               <w:spacing w:lineRule="auto" w:line="240" w:before="0" w:after="0"/>
               <w:jc w:val="center"/>
               <w:rPr>
@@ -1295,6 +1294,7 @@
             <w:pPr>
               <w:pStyle w:val="Normal"/>
               <w:widowControl/>
+              <w:suppressAutoHyphens w:val="true"/>
               <w:spacing w:lineRule="auto" w:line="240" w:before="0" w:after="0"/>
               <w:jc w:val="center"/>
               <w:rPr>
@@ -1331,6 +1331,7 @@
             <w:pPr>
               <w:pStyle w:val="Normal"/>
               <w:widowControl/>
+              <w:suppressAutoHyphens w:val="true"/>
               <w:spacing w:lineRule="auto" w:line="240" w:before="0" w:after="0"/>
               <w:jc w:val="center"/>
               <w:rPr>
@@ -1343,11 +1344,7 @@
             </w:pPr>
             <w:r>
               <w:rPr>
-                <w:rFonts w:eastAsia="Aptos"/>
-                <w:b/>
-                <w:bCs/>
-                <w:kern w:val="2"/>
-                <w:lang w:val="de-DE" w:eastAsia="en-US" w:bidi="ar-SA"/>
+                <w:sz w:val="22"/>
               </w:rPr>
             </w:r>
             <m:oMathPara xmlns:m="http://schemas.openxmlformats.org/officeDocument/2006/math">
@@ -1356,50 +1353,68 @@
               </m:oMathParaPr>
               <m:oMath>
                 <m:r>
+                  <w:rPr>
+                    <w:rFonts w:ascii="Cambria Math" w:hAnsi="Cambria Math"/>
+                  </w:rPr>
                   <m:t xml:space="preserve">λ</m:t>
                 </m:r>
                 <m:r>
-                  <m:rPr>
-                    <m:lit/>
-                    <m:nor/>
-                  </m:rPr>
+                  <w:rPr>
+                    <w:rFonts w:ascii="Cambria Math" w:hAnsi="Cambria Math"/>
+                  </w:rPr>
                   <m:t xml:space="preserve">=</m:t>
                 </m:r>
                 <m:r>
+                  <w:rPr>
+                    <w:rFonts w:ascii="Cambria Math" w:hAnsi="Cambria Math"/>
+                  </w:rPr>
                   <m:t xml:space="preserve">0</m:t>
                 </m:r>
+                <m:f>
+                  <m:fPr>
+                    <m:type m:val="lin"/>
+                  </m:fPr>
+                  <m:num>
+                    <m:r>
+                      <m:rPr>
+                        <m:lit/>
+                        <m:nor/>
+                      </m:rPr>
+                      <w:rPr>
+                        <w:rFonts w:ascii="Cambria Math" w:hAnsi="Cambria Math"/>
+                      </w:rPr>
+                      <m:t xml:space="preserve"> </m:t>
+                    </m:r>
+                  </m:num>
+                  <m:den>
+                    <m:r>
+                      <m:rPr>
+                        <m:lit/>
+                        <m:nor/>
+                      </m:rPr>
+                      <w:rPr>
+                        <w:rFonts w:ascii="Cambria Math" w:hAnsi="Cambria Math"/>
+                      </w:rPr>
+                      <m:t xml:space="preserve"> </m:t>
+                    </m:r>
+                  </m:den>
+                </m:f>
                 <m:r>
-                  <m:rPr>
-                    <m:lit/>
-                    <m:nor/>
-                  </m:rPr>
-                  <m:t xml:space="preserve"> </m:t>
-                </m:r>
-                <m:r>
-                  <m:rPr>
-                    <m:lit/>
-                    <m:nor/>
-                  </m:rPr>
-                  <m:t xml:space="preserve">/</m:t>
-                </m:r>
-                <m:r>
-                  <m:rPr>
-                    <m:lit/>
-                    <m:nor/>
-                  </m:rPr>
-                  <m:t xml:space="preserve"> </m:t>
-                </m:r>
-                <m:r>
+                  <w:rPr>
+                    <w:rFonts w:ascii="Cambria Math" w:hAnsi="Cambria Math"/>
+                  </w:rPr>
                   <m:t xml:space="preserve">λ</m:t>
                 </m:r>
                 <m:r>
-                  <m:rPr>
-                    <m:lit/>
-                    <m:nor/>
-                  </m:rPr>
+                  <w:rPr>
+                    <w:rFonts w:ascii="Cambria Math" w:hAnsi="Cambria Math"/>
+                  </w:rPr>
                   <m:t xml:space="preserve">=</m:t>
                 </m:r>
                 <m:r>
+                  <w:rPr>
+                    <w:rFonts w:ascii="Cambria Math" w:hAnsi="Cambria Math"/>
+                  </w:rPr>
                   <m:t xml:space="preserve">3</m:t>
                 </m:r>
               </m:oMath>
@@ -1419,6 +1434,7 @@
             <w:pPr>
               <w:pStyle w:val="Normal"/>
               <w:widowControl/>
+              <w:suppressAutoHyphens w:val="true"/>
               <w:spacing w:lineRule="auto" w:line="240" w:before="0" w:after="0"/>
               <w:jc w:val="center"/>
               <w:rPr>
@@ -1449,6 +1465,7 @@
             <w:pPr>
               <w:pStyle w:val="Normal"/>
               <w:widowControl/>
+              <w:suppressAutoHyphens w:val="true"/>
               <w:spacing w:lineRule="auto" w:line="240" w:before="0" w:after="0"/>
               <w:jc w:val="center"/>
               <w:rPr>
@@ -1473,15 +1490,16 @@
           <w:tcPr>
             <w:tcW w:w="1390" w:type="dxa"/>
             <w:tcBorders>
-              <w:end w:val="nil"/>
+              <w:right w:val="nil"/>
             </w:tcBorders>
           </w:tcPr>
           <w:p>
             <w:pPr>
               <w:pStyle w:val="Normal"/>
               <w:widowControl/>
+              <w:suppressAutoHyphens w:val="true"/>
               <w:spacing w:lineRule="auto" w:line="240" w:before="0" w:after="0"/>
-              <w:jc w:val="start"/>
+              <w:jc w:val="left"/>
               <w:rPr>
                 <w:sz w:val="20"/>
                 <w:szCs w:val="20"/>
@@ -1503,7 +1521,7 @@
           <w:tcPr>
             <w:tcW w:w="708" w:type="dxa"/>
             <w:tcBorders>
-              <w:start w:val="nil"/>
+              <w:left w:val="nil"/>
             </w:tcBorders>
             <w:vAlign w:val="center"/>
           </w:tcPr>
@@ -1511,8 +1529,9 @@
             <w:pPr>
               <w:pStyle w:val="Normal"/>
               <w:widowControl/>
+              <w:suppressAutoHyphens w:val="true"/>
               <w:spacing w:lineRule="auto" w:line="240" w:before="0" w:after="0"/>
-              <w:jc w:val="start"/>
+              <w:jc w:val="left"/>
               <w:rPr>
                 <w:rFonts w:ascii="Open Sans" w:hAnsi="Open Sans" w:cs="Open Sans"/>
                 <w:sz w:val="20"/>
@@ -1540,6 +1559,7 @@
             <w:pPr>
               <w:pStyle w:val="Normal"/>
               <w:widowControl/>
+              <w:suppressAutoHyphens w:val="true"/>
               <w:spacing w:lineRule="auto" w:line="240" w:before="0" w:after="0"/>
               <w:jc w:val="center"/>
               <w:rPr>
@@ -1569,6 +1589,7 @@
             <w:pPr>
               <w:pStyle w:val="Normal"/>
               <w:widowControl/>
+              <w:suppressAutoHyphens w:val="true"/>
               <w:spacing w:lineRule="auto" w:line="240" w:before="0" w:after="0"/>
               <w:jc w:val="center"/>
               <w:rPr>
@@ -1599,6 +1620,7 @@
             <w:pPr>
               <w:pStyle w:val="Normal"/>
               <w:widowControl/>
+              <w:suppressAutoHyphens w:val="true"/>
               <w:spacing w:lineRule="auto" w:line="240" w:before="0" w:after="0"/>
               <w:jc w:val="center"/>
               <w:rPr>
@@ -1608,11 +1630,7 @@
               </w:rPr>
             </w:pPr>
             <w:r>
-              <w:rPr>
-                <w:rFonts w:eastAsia="Aptos"/>
-                <w:kern w:val="2"/>
-                <w:lang w:val="de-DE" w:eastAsia="en-US" w:bidi="ar-SA"/>
-              </w:rPr>
+              <w:rPr/>
             </w:r>
             <m:oMathPara xmlns:m="http://schemas.openxmlformats.org/officeDocument/2006/math">
               <m:oMathParaPr>
@@ -1620,50 +1638,68 @@
               </m:oMathParaPr>
               <m:oMath>
                 <m:r>
+                  <w:rPr>
+                    <w:rFonts w:ascii="Cambria Math" w:hAnsi="Cambria Math"/>
+                  </w:rPr>
                   <m:t xml:space="preserve">λ</m:t>
                 </m:r>
                 <m:r>
-                  <m:rPr>
-                    <m:lit/>
-                    <m:nor/>
-                  </m:rPr>
+                  <w:rPr>
+                    <w:rFonts w:ascii="Cambria Math" w:hAnsi="Cambria Math"/>
+                  </w:rPr>
                   <m:t xml:space="preserve">=</m:t>
                 </m:r>
                 <m:r>
+                  <w:rPr>
+                    <w:rFonts w:ascii="Cambria Math" w:hAnsi="Cambria Math"/>
+                  </w:rPr>
                   <m:t xml:space="preserve">0</m:t>
                 </m:r>
+                <m:f>
+                  <m:fPr>
+                    <m:type m:val="lin"/>
+                  </m:fPr>
+                  <m:num>
+                    <m:r>
+                      <m:rPr>
+                        <m:lit/>
+                        <m:nor/>
+                      </m:rPr>
+                      <w:rPr>
+                        <w:rFonts w:ascii="Cambria Math" w:hAnsi="Cambria Math"/>
+                      </w:rPr>
+                      <m:t xml:space="preserve"> </m:t>
+                    </m:r>
+                  </m:num>
+                  <m:den>
+                    <m:r>
+                      <m:rPr>
+                        <m:lit/>
+                        <m:nor/>
+                      </m:rPr>
+                      <w:rPr>
+                        <w:rFonts w:ascii="Cambria Math" w:hAnsi="Cambria Math"/>
+                      </w:rPr>
+                      <m:t xml:space="preserve"> </m:t>
+                    </m:r>
+                  </m:den>
+                </m:f>
                 <m:r>
-                  <m:rPr>
-                    <m:lit/>
-                    <m:nor/>
-                  </m:rPr>
-                  <m:t xml:space="preserve"> </m:t>
-                </m:r>
-                <m:r>
-                  <m:rPr>
-                    <m:lit/>
-                    <m:nor/>
-                  </m:rPr>
-                  <m:t xml:space="preserve">/</m:t>
-                </m:r>
-                <m:r>
-                  <m:rPr>
-                    <m:lit/>
-                    <m:nor/>
-                  </m:rPr>
-                  <m:t xml:space="preserve"> </m:t>
-                </m:r>
-                <m:r>
+                  <w:rPr>
+                    <w:rFonts w:ascii="Cambria Math" w:hAnsi="Cambria Math"/>
+                  </w:rPr>
                   <m:t xml:space="preserve">λ</m:t>
                 </m:r>
                 <m:r>
-                  <m:rPr>
-                    <m:lit/>
-                    <m:nor/>
-                  </m:rPr>
+                  <w:rPr>
+                    <w:rFonts w:ascii="Cambria Math" w:hAnsi="Cambria Math"/>
+                  </w:rPr>
                   <m:t xml:space="preserve">=</m:t>
                 </m:r>
                 <m:r>
+                  <w:rPr>
+                    <w:rFonts w:ascii="Cambria Math" w:hAnsi="Cambria Math"/>
+                  </w:rPr>
                   <m:t xml:space="preserve">4</m:t>
                 </m:r>
               </m:oMath>
@@ -1683,6 +1719,7 @@
             <w:pPr>
               <w:pStyle w:val="Normal"/>
               <w:widowControl/>
+              <w:suppressAutoHyphens w:val="true"/>
               <w:spacing w:lineRule="auto" w:line="240" w:before="0" w:after="0"/>
               <w:jc w:val="center"/>
               <w:rPr>
@@ -1713,6 +1750,7 @@
             <w:pPr>
               <w:pStyle w:val="Normal"/>
               <w:widowControl/>
+              <w:suppressAutoHyphens w:val="true"/>
               <w:spacing w:lineRule="auto" w:line="240" w:before="0" w:after="0"/>
               <w:jc w:val="center"/>
               <w:rPr>
@@ -1737,15 +1775,16 @@
           <w:tcPr>
             <w:tcW w:w="1390" w:type="dxa"/>
             <w:tcBorders>
-              <w:end w:val="nil"/>
+              <w:right w:val="nil"/>
             </w:tcBorders>
           </w:tcPr>
           <w:p>
             <w:pPr>
               <w:pStyle w:val="Normal"/>
               <w:widowControl/>
+              <w:suppressAutoHyphens w:val="true"/>
               <w:spacing w:lineRule="auto" w:line="240" w:before="0" w:after="0"/>
-              <w:jc w:val="start"/>
+              <w:jc w:val="left"/>
               <w:rPr>
                 <w:sz w:val="20"/>
                 <w:szCs w:val="20"/>
@@ -1767,7 +1806,7 @@
           <w:tcPr>
             <w:tcW w:w="708" w:type="dxa"/>
             <w:tcBorders>
-              <w:start w:val="nil"/>
+              <w:left w:val="nil"/>
             </w:tcBorders>
             <w:vAlign w:val="center"/>
           </w:tcPr>
@@ -1775,8 +1814,9 @@
             <w:pPr>
               <w:pStyle w:val="Normal"/>
               <w:widowControl/>
+              <w:suppressAutoHyphens w:val="true"/>
               <w:spacing w:lineRule="auto" w:line="240" w:before="0" w:after="0"/>
-              <w:jc w:val="start"/>
+              <w:jc w:val="left"/>
               <w:rPr>
                 <w:rFonts w:ascii="Open Sans" w:hAnsi="Open Sans" w:cs="Open Sans"/>
                 <w:sz w:val="20"/>
@@ -1804,6 +1844,7 @@
             <w:pPr>
               <w:pStyle w:val="Normal"/>
               <w:widowControl/>
+              <w:suppressAutoHyphens w:val="true"/>
               <w:spacing w:lineRule="auto" w:line="240" w:before="0" w:after="0"/>
               <w:jc w:val="center"/>
               <w:rPr>
@@ -1833,6 +1874,7 @@
             <w:pPr>
               <w:pStyle w:val="Normal"/>
               <w:widowControl/>
+              <w:suppressAutoHyphens w:val="true"/>
               <w:spacing w:lineRule="auto" w:line="240" w:before="0" w:after="0"/>
               <w:jc w:val="center"/>
               <w:rPr>
@@ -1863,6 +1905,7 @@
             <w:pPr>
               <w:pStyle w:val="Normal"/>
               <w:widowControl/>
+              <w:suppressAutoHyphens w:val="true"/>
               <w:spacing w:lineRule="auto" w:line="240" w:before="0" w:after="0"/>
               <w:jc w:val="center"/>
               <w:rPr>
@@ -1872,11 +1915,7 @@
               </w:rPr>
             </w:pPr>
             <w:r>
-              <w:rPr>
-                <w:rFonts w:eastAsia="Aptos"/>
-                <w:kern w:val="2"/>
-                <w:lang w:val="de-DE" w:eastAsia="en-US" w:bidi="ar-SA"/>
-              </w:rPr>
+              <w:rPr/>
             </w:r>
             <m:oMathPara xmlns:m="http://schemas.openxmlformats.org/officeDocument/2006/math">
               <m:oMathParaPr>
@@ -1884,50 +1923,68 @@
               </m:oMathParaPr>
               <m:oMath>
                 <m:r>
+                  <w:rPr>
+                    <w:rFonts w:ascii="Cambria Math" w:hAnsi="Cambria Math"/>
+                  </w:rPr>
                   <m:t xml:space="preserve">λ</m:t>
                 </m:r>
                 <m:r>
-                  <m:rPr>
-                    <m:lit/>
-                    <m:nor/>
-                  </m:rPr>
+                  <w:rPr>
+                    <w:rFonts w:ascii="Cambria Math" w:hAnsi="Cambria Math"/>
+                  </w:rPr>
                   <m:t xml:space="preserve">=</m:t>
                 </m:r>
                 <m:r>
+                  <w:rPr>
+                    <w:rFonts w:ascii="Cambria Math" w:hAnsi="Cambria Math"/>
+                  </w:rPr>
                   <m:t xml:space="preserve">0</m:t>
                 </m:r>
+                <m:f>
+                  <m:fPr>
+                    <m:type m:val="lin"/>
+                  </m:fPr>
+                  <m:num>
+                    <m:r>
+                      <m:rPr>
+                        <m:lit/>
+                        <m:nor/>
+                      </m:rPr>
+                      <w:rPr>
+                        <w:rFonts w:ascii="Cambria Math" w:hAnsi="Cambria Math"/>
+                      </w:rPr>
+                      <m:t xml:space="preserve"> </m:t>
+                    </m:r>
+                  </m:num>
+                  <m:den>
+                    <m:r>
+                      <m:rPr>
+                        <m:lit/>
+                        <m:nor/>
+                      </m:rPr>
+                      <w:rPr>
+                        <w:rFonts w:ascii="Cambria Math" w:hAnsi="Cambria Math"/>
+                      </w:rPr>
+                      <m:t xml:space="preserve"> </m:t>
+                    </m:r>
+                  </m:den>
+                </m:f>
                 <m:r>
-                  <m:rPr>
-                    <m:lit/>
-                    <m:nor/>
-                  </m:rPr>
-                  <m:t xml:space="preserve"> </m:t>
-                </m:r>
-                <m:r>
-                  <m:rPr>
-                    <m:lit/>
-                    <m:nor/>
-                  </m:rPr>
-                  <m:t xml:space="preserve">/</m:t>
-                </m:r>
-                <m:r>
-                  <m:rPr>
-                    <m:lit/>
-                    <m:nor/>
-                  </m:rPr>
-                  <m:t xml:space="preserve"> </m:t>
-                </m:r>
-                <m:r>
+                  <w:rPr>
+                    <w:rFonts w:ascii="Cambria Math" w:hAnsi="Cambria Math"/>
+                  </w:rPr>
                   <m:t xml:space="preserve">λ</m:t>
                 </m:r>
                 <m:r>
-                  <m:rPr>
-                    <m:lit/>
-                    <m:nor/>
-                  </m:rPr>
+                  <w:rPr>
+                    <w:rFonts w:ascii="Cambria Math" w:hAnsi="Cambria Math"/>
+                  </w:rPr>
                   <m:t xml:space="preserve">=</m:t>
                 </m:r>
                 <m:r>
+                  <w:rPr>
+                    <w:rFonts w:ascii="Cambria Math" w:hAnsi="Cambria Math"/>
+                  </w:rPr>
                   <m:t xml:space="preserve">3</m:t>
                 </m:r>
               </m:oMath>
@@ -1971,7 +2028,7 @@
           <w:numId w:val="1"/>
         </w:numPr>
         <w:spacing w:lineRule="auto" w:line="240" w:before="240" w:after="120"/>
-        <w:ind w:hanging="454" w:start="454"/>
+        <w:ind w:hanging="454" w:left="454"/>
         <w:rPr>
           <w:color w:val="003399"/>
           <w:sz w:val="28"/>
@@ -1993,14 +2050,14 @@
       <w:tblPr>
         <w:tblStyle w:val="Tabellenraster"/>
         <w:tblW w:w="9628" w:type="dxa"/>
-        <w:jc w:val="start"/>
+        <w:jc w:val="left"/>
         <w:tblInd w:w="108" w:type="dxa"/>
         <w:tblLayout w:type="fixed"/>
         <w:tblCellMar>
           <w:top w:w="0" w:type="dxa"/>
-          <w:start w:w="108" w:type="dxa"/>
+          <w:left w:w="108" w:type="dxa"/>
           <w:bottom w:w="0" w:type="dxa"/>
-          <w:end w:w="108" w:type="dxa"/>
+          <w:right w:w="108" w:type="dxa"/>
         </w:tblCellMar>
         <w:tblLook w:noHBand="0" w:noVBand="1" w:firstColumn="1" w:lastRow="0" w:lastColumn="0" w:firstRow="1" w:val="04a0"/>
       </w:tblPr>
@@ -2014,9 +2071,9 @@
             <w:tcW w:w="9628" w:type="dxa"/>
             <w:tcBorders>
               <w:top w:val="nil"/>
-              <w:start w:val="nil"/>
+              <w:left w:val="nil"/>
               <w:bottom w:val="nil"/>
-              <w:end w:val="nil"/>
+              <w:right w:val="nil"/>
             </w:tcBorders>
             <w:shd w:color="auto" w:fill="D9D9D9" w:themeFill="background1" w:themeFillShade="d9" w:val="clear"/>
           </w:tcPr>
@@ -2024,8 +2081,9 @@
             <w:pPr>
               <w:pStyle w:val="Normal"/>
               <w:widowControl/>
+              <w:suppressAutoHyphens w:val="true"/>
               <w:spacing w:lineRule="auto" w:line="240" w:before="0" w:after="120"/>
-              <w:jc w:val="start"/>
+              <w:jc w:val="left"/>
               <w:rPr>
                 <w:rFonts w:ascii="Open Sans" w:hAnsi="Open Sans" w:cs="Open Sans"/>
                 <w:lang w:val="en-US"/>
@@ -2125,7 +2183,7 @@
           <w:sz w:val="20"/>
         </w:rPr>
         <w:drawing>
-          <wp:anchor distT="0" distB="0" distL="0" distR="0" simplePos="0" relativeHeight="13" behindDoc="0" locked="0" layoutInCell="0" allowOverlap="1">
+          <wp:anchor distT="0" distB="0" distL="0" distR="0" simplePos="0" relativeHeight="2" behindDoc="0" locked="0" layoutInCell="0" allowOverlap="1">
             <wp:simplePos x="0" y="0"/>
             <wp:positionH relativeFrom="column">
               <wp:align>center</wp:align>
@@ -2182,7 +2240,8 @@
       </w:pPr>
       <w:r>
         <w:rPr>
-          <w:lang w:val="en-US"/>
+          <w:rFonts w:ascii="0" w:hAnsi="0"/>
+          <w:sz w:val="20"/>
         </w:rPr>
       </w:r>
     </w:p>
@@ -2229,7 +2288,7 @@
       <w:pPr>
         <w:pStyle w:val="Heading2"/>
         <w:spacing w:lineRule="auto" w:line="240" w:before="240" w:after="120"/>
-        <w:ind w:hanging="454" w:start="454"/>
+        <w:ind w:hanging="454" w:left="454"/>
         <w:rPr>
           <w:color w:val="003399"/>
           <w:sz w:val="28"/>
@@ -2250,7 +2309,7 @@
       <w:pPr>
         <w:pStyle w:val="Normal"/>
         <w:spacing w:lineRule="auto" w:line="240" w:before="240" w:after="120"/>
-        <w:ind w:hanging="454" w:start="454"/>
+        <w:ind w:hanging="454" w:left="454"/>
         <w:rPr>
           <w:color w:val="003399"/>
           <w:sz w:val="28"/>
@@ -2271,7 +2330,7 @@
       <w:pPr>
         <w:pStyle w:val="Heading2"/>
         <w:spacing w:lineRule="auto" w:line="240" w:before="240" w:after="120"/>
-        <w:ind w:hanging="454" w:start="454"/>
+        <w:ind w:hanging="454" w:left="454"/>
         <w:rPr>
           <w:color w:val="003399"/>
           <w:sz w:val="28"/>
@@ -2292,19 +2351,17 @@
       <w:pPr>
         <w:pStyle w:val="Normal"/>
         <w:spacing w:lineRule="auto" w:line="240" w:before="240" w:after="120"/>
-        <w:ind w:hanging="454" w:start="454"/>
+        <w:ind w:hanging="454" w:left="454"/>
+        <w:rPr>
+          <w:sz w:val="22"/>
+          <w:szCs w:val="22"/>
+        </w:rPr>
+      </w:pPr>
+      <w:r>
         <w:rPr>
           <w:color w:val="auto"/>
-          <w:sz w:val="28"/>
-          <w:szCs w:val="28"/>
-          <w:lang w:val="en-US"/>
-        </w:rPr>
-      </w:pPr>
-      <w:r>
-        <w:rPr>
-          <w:color w:val="auto"/>
-          <w:sz w:val="28"/>
-          <w:szCs w:val="28"/>
+          <w:sz w:val="22"/>
+          <w:szCs w:val="22"/>
           <w:lang w:val="en-US"/>
         </w:rPr>
         <w:t>Up trend of a chirp signal, signal cutout matches with sinus waveform</w:t>
@@ -2314,7 +2371,7 @@
       <w:pPr>
         <w:pStyle w:val="Normal"/>
         <w:spacing w:lineRule="auto" w:line="240" w:before="240" w:after="120"/>
-        <w:ind w:hanging="454" w:start="454"/>
+        <w:ind w:hanging="454" w:left="454"/>
         <w:rPr>
           <w:color w:val="auto"/>
           <w:sz w:val="24"/>
@@ -2331,25 +2388,7 @@
         </w:rPr>
         <w:t xml:space="preserve">Code see Appandix: </w:t>
         <w:br/>
-        <w:t xml:space="preserve">AI usage in section 3.1 – </w:t>
-      </w:r>
-      <w:r>
-        <w:rPr>
-          <w:color w:val="auto"/>
-          <w:sz w:val="24"/>
-          <w:szCs w:val="24"/>
-          <w:lang w:val="en-US"/>
-        </w:rPr>
-        <w:t>Claude.ai</w:t>
-      </w:r>
-      <w:r>
-        <w:rPr>
-          <w:color w:val="auto"/>
-          <w:sz w:val="24"/>
-          <w:szCs w:val="24"/>
-          <w:lang w:val="en-US"/>
-        </w:rPr>
-        <w:t>:</w:t>
+        <w:t>AI usage in section 3.1 – Claude.ai:</w:t>
         <w:br/>
         <w:t xml:space="preserve">“Please makeup a graph in matlab that displays the following chirp signal as spectrogram and a cutout inform of stem plots, use subplots. </w:t>
         <w:br/>
@@ -2366,7 +2405,7 @@
           <w:numId w:val="1"/>
         </w:numPr>
         <w:spacing w:lineRule="auto" w:line="240" w:before="240" w:after="120"/>
-        <w:ind w:hanging="454" w:start="454"/>
+        <w:ind w:hanging="454" w:left="454"/>
         <w:rPr>
           <w:color w:val="003399"/>
           <w:sz w:val="28"/>
@@ -2388,14 +2427,14 @@
       <w:tblPr>
         <w:tblStyle w:val="Tabellenraster"/>
         <w:tblW w:w="9628" w:type="dxa"/>
-        <w:jc w:val="start"/>
+        <w:jc w:val="left"/>
         <w:tblInd w:w="108" w:type="dxa"/>
         <w:tblLayout w:type="fixed"/>
         <w:tblCellMar>
           <w:top w:w="0" w:type="dxa"/>
-          <w:start w:w="108" w:type="dxa"/>
+          <w:left w:w="108" w:type="dxa"/>
           <w:bottom w:w="0" w:type="dxa"/>
-          <w:end w:w="108" w:type="dxa"/>
+          <w:right w:w="108" w:type="dxa"/>
         </w:tblCellMar>
         <w:tblLook w:noHBand="0" w:noVBand="1" w:firstColumn="1" w:lastRow="0" w:lastColumn="0" w:firstRow="1" w:val="04a0"/>
       </w:tblPr>
@@ -2409,9 +2448,9 @@
             <w:tcW w:w="9628" w:type="dxa"/>
             <w:tcBorders>
               <w:top w:val="nil"/>
-              <w:start w:val="nil"/>
+              <w:left w:val="nil"/>
               <w:bottom w:val="nil"/>
-              <w:end w:val="nil"/>
+              <w:right w:val="nil"/>
             </w:tcBorders>
             <w:shd w:color="auto" w:fill="D9D9D9" w:themeFill="background1" w:themeFillShade="d9" w:val="clear"/>
           </w:tcPr>
@@ -2419,8 +2458,9 @@
             <w:pPr>
               <w:pStyle w:val="Normal"/>
               <w:widowControl/>
+              <w:suppressAutoHyphens w:val="true"/>
               <w:spacing w:lineRule="auto" w:line="240" w:before="0" w:after="120"/>
-              <w:jc w:val="start"/>
+              <w:jc w:val="left"/>
               <w:rPr>
                 <w:rFonts w:ascii="Open Sans" w:hAnsi="Open Sans" w:cs="Open Sans"/>
                 <w:lang w:val="en-US"/>
@@ -2525,7 +2565,7 @@
           <w:lang w:val="en-US"/>
         </w:rPr>
         <w:drawing>
-          <wp:anchor distT="0" distB="0" distL="0" distR="0" simplePos="0" relativeHeight="14" behindDoc="0" locked="0" layoutInCell="0" allowOverlap="1">
+          <wp:anchor distT="0" distB="0" distL="0" distR="0" simplePos="0" relativeHeight="3" behindDoc="0" locked="0" layoutInCell="0" allowOverlap="1">
             <wp:simplePos x="0" y="0"/>
             <wp:positionH relativeFrom="column">
               <wp:align>center</wp:align>
@@ -2667,11 +2707,12 @@
       <w:pPr>
         <w:pStyle w:val="Normal"/>
         <w:rPr>
-          <w:lang w:val="en-US"/>
-        </w:rPr>
-      </w:pPr>
-      <w:r>
-        <w:rPr>
+          <w:color w:val="auto"/>
+        </w:rPr>
+      </w:pPr>
+      <w:r>
+        <w:rPr>
+          <w:color w:val="auto"/>
           <w:lang w:val="en-US"/>
         </w:rPr>
         <w:t>The signal integrity is still visible and the datapoints match the downsampled frequency</w:t>
@@ -2681,11 +2722,12 @@
       <w:pPr>
         <w:pStyle w:val="Normal"/>
         <w:rPr>
-          <w:lang w:val="en-US"/>
-        </w:rPr>
-      </w:pPr>
-      <w:r>
-        <w:rPr>
+          <w:color w:val="auto"/>
+        </w:rPr>
+      </w:pPr>
+      <w:r>
+        <w:rPr>
+          <w:color w:val="auto"/>
           <w:lang w:val="en-US"/>
         </w:rPr>
         <w:t>AI usage in section 3.2 – Claude.ai:</w:t>
@@ -2696,17 +2738,19 @@
         <w:pStyle w:val="Normal"/>
         <w:bidi w:val="0"/>
         <w:rPr>
-          <w:lang w:val="en-US"/>
-        </w:rPr>
-      </w:pPr>
-      <w:r>
-        <w:rPr>
+          <w:color w:val="auto"/>
+        </w:rPr>
+      </w:pPr>
+      <w:r>
+        <w:rPr>
+          <w:color w:val="auto"/>
           <w:lang w:val="en-US"/>
         </w:rPr>
         <w:t>“</w:t>
       </w:r>
       <w:r>
         <w:rPr>
+          <w:color w:val="auto"/>
           <w:lang w:val="en-US"/>
         </w:rPr>
         <w:t>Please design the following matlab plot with the code provided below:</w:t>
@@ -2724,7 +2768,7 @@
           <w:numId w:val="1"/>
         </w:numPr>
         <w:spacing w:lineRule="auto" w:line="240" w:before="240" w:after="120"/>
-        <w:ind w:hanging="454" w:start="454"/>
+        <w:ind w:hanging="454" w:left="454"/>
         <w:rPr>
           <w:color w:val="003399"/>
           <w:sz w:val="28"/>
@@ -2746,14 +2790,14 @@
       <w:tblPr>
         <w:tblStyle w:val="Tabellenraster"/>
         <w:tblW w:w="9628" w:type="dxa"/>
-        <w:jc w:val="start"/>
+        <w:jc w:val="left"/>
         <w:tblInd w:w="108" w:type="dxa"/>
         <w:tblLayout w:type="fixed"/>
         <w:tblCellMar>
           <w:top w:w="0" w:type="dxa"/>
-          <w:start w:w="108" w:type="dxa"/>
+          <w:left w:w="108" w:type="dxa"/>
           <w:bottom w:w="0" w:type="dxa"/>
-          <w:end w:w="108" w:type="dxa"/>
+          <w:right w:w="108" w:type="dxa"/>
         </w:tblCellMar>
         <w:tblLook w:noHBand="0" w:noVBand="1" w:firstColumn="1" w:lastRow="0" w:lastColumn="0" w:firstRow="1" w:val="04a0"/>
       </w:tblPr>
@@ -2767,9 +2811,9 @@
             <w:tcW w:w="9628" w:type="dxa"/>
             <w:tcBorders>
               <w:top w:val="nil"/>
-              <w:start w:val="nil"/>
+              <w:left w:val="nil"/>
               <w:bottom w:val="nil"/>
-              <w:end w:val="nil"/>
+              <w:right w:val="nil"/>
             </w:tcBorders>
             <w:shd w:color="auto" w:fill="D9D9D9" w:themeFill="background1" w:themeFillShade="d9" w:val="clear"/>
           </w:tcPr>
@@ -2777,8 +2821,9 @@
             <w:pPr>
               <w:pStyle w:val="Normal"/>
               <w:widowControl/>
+              <w:suppressAutoHyphens w:val="true"/>
               <w:spacing w:lineRule="auto" w:line="240" w:before="0" w:after="120"/>
-              <w:jc w:val="start"/>
+              <w:jc w:val="left"/>
               <w:rPr>
                 <w:rFonts w:ascii="Open Sans" w:hAnsi="Open Sans" w:cs="Open Sans"/>
                 <w:lang w:val="en-US"/>
@@ -2896,22 +2941,24 @@
             </w:r>
             <w:r>
               <w:rPr>
-                <w:rFonts w:eastAsia="Aptos" w:cs="" w:ascii="Aptos" w:hAnsi="Aptos"/>
-                <w:kern w:val="2"/>
-                <w:sz w:val="22"/>
-                <w:szCs w:val="22"/>
-                <w:lang w:val="de-DE" w:eastAsia="en-US" w:bidi="ar-SA"/>
+                <w:sz w:val="22"/>
               </w:rPr>
             </w:r>
             <m:oMath xmlns:m="http://schemas.openxmlformats.org/officeDocument/2006/math">
               <m:sSub>
                 <m:e>
                   <m:r>
+                    <w:rPr>
+                      <w:rFonts w:ascii="Cambria Math" w:hAnsi="Cambria Math"/>
+                    </w:rPr>
                     <m:t xml:space="preserve">f</m:t>
                   </m:r>
                 </m:e>
                 <m:sub>
                   <m:r>
+                    <w:rPr>
+                      <w:rFonts w:ascii="Cambria Math" w:hAnsi="Cambria Math"/>
+                    </w:rPr>
                     <m:t xml:space="preserve">bat</m:t>
                   </m:r>
                 </m:sub>
@@ -2981,8 +3028,8 @@
         <w:spacing w:lineRule="auto" w:line="240" w:before="240" w:after="120"/>
         <w:rPr>
           <w:color w:val="003399"/>
-          <w:sz w:val="28"/>
-          <w:szCs w:val="28"/>
+          <w:sz w:val="22"/>
+          <w:szCs w:val="22"/>
           <w:lang w:val="en-US"/>
         </w:rPr>
       </w:pPr>
@@ -2994,9 +3041,194 @@
           <w:lang w:val="en-US"/>
         </w:rPr>
         <w:br/>
+      </w:r>
+      <w:r>
+        <w:drawing>
+          <wp:anchor distT="0" distB="0" distL="0" distR="0" simplePos="0" relativeHeight="15" behindDoc="0" locked="0" layoutInCell="0" allowOverlap="1">
+            <wp:simplePos x="0" y="0"/>
+            <wp:positionH relativeFrom="column">
+              <wp:align>center</wp:align>
+            </wp:positionH>
+            <wp:positionV relativeFrom="paragraph">
+              <wp:posOffset>635</wp:posOffset>
+            </wp:positionV>
+            <wp:extent cx="6120130" cy="3135630"/>
+            <wp:effectExtent l="0" t="0" r="0" b="0"/>
+            <wp:wrapSquare wrapText="largest"/>
+            <wp:docPr id="3" name="Image3"/>
+            <wp:cNvGraphicFramePr>
+              <a:graphicFrameLocks xmlns:a="http://schemas.openxmlformats.org/drawingml/2006/main" noChangeAspect="1"/>
+            </wp:cNvGraphicFramePr>
+            <a:graphic xmlns:a="http://schemas.openxmlformats.org/drawingml/2006/main">
+              <a:graphicData uri="http://schemas.openxmlformats.org/drawingml/2006/picture">
+                <pic:pic xmlns:pic="http://schemas.openxmlformats.org/drawingml/2006/picture">
+                  <pic:nvPicPr>
+                    <pic:cNvPr id="3" name="Image3"/>
+                    <pic:cNvPicPr>
+                      <a:picLocks noChangeAspect="1" noChangeArrowheads="1"/>
+                    </pic:cNvPicPr>
+                  </pic:nvPicPr>
+                  <pic:blipFill>
+                    <a:blip r:embed="rId4"/>
+                    <a:stretch>
+                      <a:fillRect/>
+                    </a:stretch>
+                  </pic:blipFill>
+                  <pic:spPr bwMode="auto">
+                    <a:xfrm>
+                      <a:off x="0" y="0"/>
+                      <a:ext cx="6120130" cy="3135630"/>
+                    </a:xfrm>
+                    <a:prstGeom prst="rect">
+                      <a:avLst/>
+                    </a:prstGeom>
+                    <a:noFill/>
+                  </pic:spPr>
+                </pic:pic>
+              </a:graphicData>
+            </a:graphic>
+          </wp:anchor>
+        </w:drawing>
+      </w:r>
+      <w:r>
+        <w:rPr>
+          <w:color w:val="003399"/>
+          <w:sz w:val="28"/>
+          <w:szCs w:val="28"/>
+          <w:lang w:val="en-US"/>
+        </w:rPr>
         <w:br/>
+      </w:r>
+      <w:r>
+        <w:rPr>
+          <w:color w:val="auto"/>
+          <w:sz w:val="22"/>
+          <w:szCs w:val="22"/>
+          <w:lang w:val="en-US"/>
+        </w:rPr>
+        <w:t>The stem plot(lower plot) shows the upsampling and zero padding between the data points, every 4</w:t>
+      </w:r>
+      <w:r>
+        <w:rPr>
+          <w:color w:val="auto"/>
+          <w:sz w:val="22"/>
+          <w:szCs w:val="22"/>
+          <w:vertAlign w:val="superscript"/>
+          <w:lang w:val="en-US"/>
+        </w:rPr>
+        <w:t>th</w:t>
+      </w:r>
+      <w:r>
+        <w:rPr>
+          <w:color w:val="auto"/>
+          <w:sz w:val="22"/>
+          <w:szCs w:val="22"/>
+          <w:lang w:val="en-US"/>
+        </w:rPr>
+        <w:t xml:space="preserve"> point is a sample as defined by L=4.</w:t>
         <w:br/>
+        <w:t xml:space="preserve">The spectrogram in the upper part shows the image repetition of the upsampling. For this the interpolation filter will be added in 3.4 </w:t>
         <w:br/>
+        <w:t xml:space="preserve">A 15kHz bat sound will be downsampled by 4 </w:t>
+      </w:r>
+      <w:r>
+        <w:rPr>
+          <w:color w:val="auto"/>
+          <w:sz w:val="22"/>
+          <w:szCs w:val="22"/>
+          <w:lang w:val="en-US"/>
+        </w:rPr>
+        <w:t>with fs=50kHz</w:t>
+      </w:r>
+      <w:r>
+        <w:rPr>
+          <w:color w:val="auto"/>
+          <w:sz w:val="22"/>
+          <w:szCs w:val="22"/>
+          <w:lang w:val="en-US"/>
+        </w:rPr>
+        <w:t xml:space="preserve">, </w:t>
+      </w:r>
+      <w:r>
+        <w:rPr>
+          <w:color w:val="auto"/>
+          <w:sz w:val="22"/>
+          <w:szCs w:val="22"/>
+          <w:lang w:val="en-US"/>
+        </w:rPr>
+        <w:t xml:space="preserve">fs/2 = 25kHz, fs_prime = 50/4 = 12.5kHz, the bat sound will be </w:t>
+      </w:r>
+      <w:r>
+        <w:rPr>
+          <w:color w:val="auto"/>
+          <w:sz w:val="22"/>
+          <w:szCs w:val="22"/>
+          <w:lang w:val="en-US"/>
+        </w:rPr>
+        <w:t>imaged</w:t>
+      </w:r>
+      <w:r>
+        <w:rPr>
+          <w:color w:val="auto"/>
+          <w:sz w:val="22"/>
+          <w:szCs w:val="22"/>
+          <w:lang w:val="en-US"/>
+        </w:rPr>
+        <w:t xml:space="preserve"> to 2.5, </w:t>
+      </w:r>
+      <w:r>
+        <w:rPr>
+          <w:color w:val="auto"/>
+          <w:sz w:val="22"/>
+          <w:szCs w:val="22"/>
+          <w:lang w:val="en-US"/>
+        </w:rPr>
+        <w:t>10, 22,5, 35 kHz tough our new sampling frequency at f_sprime/4 = 12.5, and f_sprime/2 = 6.25, only 2.5 kHz is in the range of the nyquiest frequency.</w:t>
+        <w:br/>
+      </w:r>
+    </w:p>
+    <w:p>
+      <w:pPr>
+        <w:pStyle w:val="Heading2"/>
+        <w:spacing w:lineRule="auto" w:line="240" w:before="240" w:after="120"/>
+        <w:rPr>
+          <w:color w:val="auto"/>
+          <w:sz w:val="22"/>
+          <w:szCs w:val="22"/>
+        </w:rPr>
+      </w:pPr>
+      <w:r>
+        <w:rPr>
+          <w:color w:val="auto"/>
+          <w:sz w:val="22"/>
+          <w:szCs w:val="22"/>
+        </w:rPr>
+        <w:t>AI usage in section 3.</w:t>
+      </w:r>
+      <w:r>
+        <w:rPr>
+          <w:color w:val="auto"/>
+          <w:sz w:val="22"/>
+          <w:szCs w:val="22"/>
+        </w:rPr>
+        <w:t>3</w:t>
+      </w:r>
+      <w:r>
+        <w:rPr>
+          <w:color w:val="auto"/>
+          <w:sz w:val="22"/>
+          <w:szCs w:val="22"/>
+        </w:rPr>
+        <w:t xml:space="preserve"> – Claude.ai:</w:t>
+        <w:br/>
+      </w:r>
+      <w:r>
+        <w:rPr>
+          <w:color w:val="auto"/>
+          <w:sz w:val="22"/>
+          <w:szCs w:val="22"/>
+        </w:rPr>
+        <w:t>recycled plot code from 3.1, not new prompt</w:t>
       </w:r>
     </w:p>
     <w:p>
@@ -3007,7 +3239,7 @@
           <w:numId w:val="1"/>
         </w:numPr>
         <w:spacing w:lineRule="auto" w:line="240" w:before="240" w:after="120"/>
-        <w:ind w:hanging="454" w:start="454"/>
+        <w:ind w:hanging="454" w:left="454"/>
         <w:rPr>
           <w:color w:val="003399"/>
           <w:sz w:val="28"/>
@@ -3029,14 +3261,14 @@
       <w:tblPr>
         <w:tblStyle w:val="Tabellenraster"/>
         <w:tblW w:w="9628" w:type="dxa"/>
-        <w:jc w:val="start"/>
+        <w:jc w:val="left"/>
         <w:tblInd w:w="108" w:type="dxa"/>
         <w:tblLayout w:type="fixed"/>
         <w:tblCellMar>
           <w:top w:w="0" w:type="dxa"/>
-          <w:start w:w="108" w:type="dxa"/>
+          <w:left w:w="108" w:type="dxa"/>
           <w:bottom w:w="0" w:type="dxa"/>
-          <w:end w:w="108" w:type="dxa"/>
+          <w:right w:w="108" w:type="dxa"/>
         </w:tblCellMar>
         <w:tblLook w:noHBand="0" w:noVBand="1" w:firstColumn="1" w:lastRow="0" w:lastColumn="0" w:firstRow="1" w:val="04a0"/>
       </w:tblPr>
@@ -3050,9 +3282,9 @@
             <w:tcW w:w="9628" w:type="dxa"/>
             <w:tcBorders>
               <w:top w:val="nil"/>
-              <w:start w:val="nil"/>
+              <w:left w:val="nil"/>
               <w:bottom w:val="nil"/>
-              <w:end w:val="nil"/>
+              <w:right w:val="nil"/>
             </w:tcBorders>
             <w:shd w:color="auto" w:fill="D9D9D9" w:themeFill="background1" w:themeFillShade="d9" w:val="clear"/>
           </w:tcPr>
@@ -3060,8 +3292,9 @@
             <w:pPr>
               <w:pStyle w:val="Normal"/>
               <w:widowControl/>
+              <w:suppressAutoHyphens w:val="true"/>
               <w:spacing w:lineRule="auto" w:line="240" w:before="0" w:after="120"/>
-              <w:jc w:val="start"/>
+              <w:jc w:val="left"/>
               <w:rPr>
                 <w:rFonts w:ascii="Open Sans" w:hAnsi="Open Sans" w:cs="Open Sans"/>
                 <w:lang w:val="en-US"/>
@@ -3165,6 +3398,52 @@
           <w:szCs w:val="28"/>
           <w:lang w:val="en-US"/>
         </w:rPr>
+        <w:drawing>
+          <wp:anchor distT="0" distB="0" distL="0" distR="0" simplePos="0" relativeHeight="16" behindDoc="0" locked="0" layoutInCell="0" allowOverlap="1">
+            <wp:simplePos x="0" y="0"/>
+            <wp:positionH relativeFrom="column">
+              <wp:align>center</wp:align>
+            </wp:positionH>
+            <wp:positionV relativeFrom="paragraph">
+              <wp:posOffset>635</wp:posOffset>
+            </wp:positionV>
+            <wp:extent cx="6120130" cy="2999105"/>
+            <wp:effectExtent l="0" t="0" r="0" b="0"/>
+            <wp:wrapSquare wrapText="largest"/>
+            <wp:docPr id="4" name="Image4"/>
+            <wp:cNvGraphicFramePr>
+              <a:graphicFrameLocks xmlns:a="http://schemas.openxmlformats.org/drawingml/2006/main" noChangeAspect="1"/>
+            </wp:cNvGraphicFramePr>
+            <a:graphic xmlns:a="http://schemas.openxmlformats.org/drawingml/2006/main">
+              <a:graphicData uri="http://schemas.openxmlformats.org/drawingml/2006/picture">
+                <pic:pic xmlns:pic="http://schemas.openxmlformats.org/drawingml/2006/picture">
+                  <pic:nvPicPr>
+                    <pic:cNvPr id="4" name="Image4"/>
+                    <pic:cNvPicPr>
+                      <a:picLocks noChangeAspect="1" noChangeArrowheads="1"/>
+                    </pic:cNvPicPr>
+                  </pic:nvPicPr>
+                  <pic:blipFill>
+                    <a:blip r:embed="rId5"/>
+                    <a:stretch>
+                      <a:fillRect/>
+                    </a:stretch>
+                  </pic:blipFill>
+                  <pic:spPr bwMode="auto">
+                    <a:xfrm>
+                      <a:off x="0" y="0"/>
+                      <a:ext cx="6120130" cy="2999105"/>
+                    </a:xfrm>
+                    <a:prstGeom prst="rect">
+                      <a:avLst/>
+                    </a:prstGeom>
+                    <a:noFill/>
+                  </pic:spPr>
+                </pic:pic>
+              </a:graphicData>
+            </a:graphic>
+          </wp:anchor>
+        </w:drawing>
       </w:r>
     </w:p>
     <w:p>
@@ -3178,6 +3457,52 @@
         <w:rPr>
           <w:lang w:val="en-US"/>
         </w:rPr>
+        <w:drawing>
+          <wp:anchor distT="0" distB="0" distL="0" distR="0" simplePos="0" relativeHeight="17" behindDoc="0" locked="0" layoutInCell="0" allowOverlap="1">
+            <wp:simplePos x="0" y="0"/>
+            <wp:positionH relativeFrom="column">
+              <wp:align>center</wp:align>
+            </wp:positionH>
+            <wp:positionV relativeFrom="paragraph">
+              <wp:posOffset>635</wp:posOffset>
+            </wp:positionV>
+            <wp:extent cx="6120130" cy="2994025"/>
+            <wp:effectExtent l="0" t="0" r="0" b="0"/>
+            <wp:wrapSquare wrapText="largest"/>
+            <wp:docPr id="5" name="Image5"/>
+            <wp:cNvGraphicFramePr>
+              <a:graphicFrameLocks xmlns:a="http://schemas.openxmlformats.org/drawingml/2006/main" noChangeAspect="1"/>
+            </wp:cNvGraphicFramePr>
+            <a:graphic xmlns:a="http://schemas.openxmlformats.org/drawingml/2006/main">
+              <a:graphicData uri="http://schemas.openxmlformats.org/drawingml/2006/picture">
+                <pic:pic xmlns:pic="http://schemas.openxmlformats.org/drawingml/2006/picture">
+                  <pic:nvPicPr>
+                    <pic:cNvPr id="5" name="Image5"/>
+                    <pic:cNvPicPr>
+                      <a:picLocks noChangeAspect="1" noChangeArrowheads="1"/>
+                    </pic:cNvPicPr>
+                  </pic:nvPicPr>
+                  <pic:blipFill>
+                    <a:blip r:embed="rId6"/>
+                    <a:stretch>
+                      <a:fillRect/>
+                    </a:stretch>
+                  </pic:blipFill>
+                  <pic:spPr bwMode="auto">
+                    <a:xfrm>
+                      <a:off x="0" y="0"/>
+                      <a:ext cx="6120130" cy="2994025"/>
+                    </a:xfrm>
+                    <a:prstGeom prst="rect">
+                      <a:avLst/>
+                    </a:prstGeom>
+                    <a:noFill/>
+                  </pic:spPr>
+                </pic:pic>
+              </a:graphicData>
+            </a:graphic>
+          </wp:anchor>
+        </w:drawing>
       </w:r>
     </w:p>
     <w:p>
@@ -3191,6 +3516,7 @@
         <w:rPr>
           <w:lang w:val="en-US"/>
         </w:rPr>
+        <w:t>The filter is applicable as design parameters suggests and applies as Anti-Image-Filter in the upsampled signal as seen in the Spectrogram.</w:t>
       </w:r>
     </w:p>
     <w:p>
@@ -3201,7 +3527,7 @@
           <w:numId w:val="1"/>
         </w:numPr>
         <w:spacing w:lineRule="auto" w:line="240" w:before="240" w:after="120"/>
-        <w:ind w:hanging="454" w:start="454"/>
+        <w:ind w:hanging="454" w:left="454"/>
         <w:rPr>
           <w:color w:val="003399"/>
           <w:sz w:val="28"/>
@@ -3223,14 +3549,14 @@
       <w:tblPr>
         <w:tblStyle w:val="Tabellenraster"/>
         <w:tblW w:w="9628" w:type="dxa"/>
-        <w:jc w:val="start"/>
+        <w:jc w:val="left"/>
         <w:tblInd w:w="108" w:type="dxa"/>
         <w:tblLayout w:type="fixed"/>
         <w:tblCellMar>
           <w:top w:w="0" w:type="dxa"/>
-          <w:start w:w="108" w:type="dxa"/>
+          <w:left w:w="108" w:type="dxa"/>
           <w:bottom w:w="0" w:type="dxa"/>
-          <w:end w:w="108" w:type="dxa"/>
+          <w:right w:w="108" w:type="dxa"/>
         </w:tblCellMar>
         <w:tblLook w:noHBand="0" w:noVBand="1" w:firstColumn="1" w:lastRow="0" w:lastColumn="0" w:firstRow="1" w:val="04a0"/>
       </w:tblPr>
@@ -3244,9 +3570,9 @@
             <w:tcW w:w="9628" w:type="dxa"/>
             <w:tcBorders>
               <w:top w:val="nil"/>
-              <w:start w:val="nil"/>
+              <w:left w:val="nil"/>
               <w:bottom w:val="nil"/>
-              <w:end w:val="nil"/>
+              <w:right w:val="nil"/>
             </w:tcBorders>
             <w:shd w:color="auto" w:fill="D9D9D9" w:themeFill="background1" w:themeFillShade="d9" w:val="clear"/>
           </w:tcPr>
@@ -3254,8 +3580,9 @@
             <w:pPr>
               <w:pStyle w:val="Normal"/>
               <w:widowControl/>
+              <w:suppressAutoHyphens w:val="true"/>
               <w:spacing w:lineRule="auto" w:line="240" w:before="0" w:after="120"/>
-              <w:jc w:val="start"/>
+              <w:jc w:val="left"/>
               <w:rPr>
                 <w:rFonts w:ascii="Open Sans" w:hAnsi="Open Sans" w:cs="Open Sans"/>
                 <w:lang w:val="en-US"/>
@@ -3378,32 +3705,71 @@
     <w:p>
       <w:pPr>
         <w:pStyle w:val="Heading2"/>
+        <w:bidi w:val="0"/>
         <w:spacing w:lineRule="auto" w:line="240" w:before="240" w:after="120"/>
         <w:rPr>
-          <w:color w:val="003399"/>
-          <w:sz w:val="28"/>
-          <w:szCs w:val="28"/>
-          <w:lang w:val="en-US"/>
-        </w:rPr>
-      </w:pPr>
-      <w:r>
-        <w:rPr>
-          <w:color w:val="003399"/>
-          <w:sz w:val="28"/>
-          <w:szCs w:val="28"/>
-          <w:lang w:val="en-US"/>
-        </w:rPr>
+          <w:color w:val="auto"/>
+        </w:rPr>
+      </w:pPr>
+      <w:r>
+        <w:rPr>
+          <w:color w:val="auto"/>
+          <w:sz w:val="22"/>
+          <w:szCs w:val="22"/>
+          <w:lang w:val="en-US"/>
+        </w:rPr>
+        <w:t xml:space="preserve">Smallest 5.187988281250000e-4 1Q15 = 17, largest </w:t>
+      </w:r>
+      <w:r>
+        <w:rPr>
+          <w:rFonts w:ascii="0" w:hAnsi="0"/>
+          <w:color w:val="auto"/>
+          <w:sz w:val="20"/>
+        </w:rPr>
+        <w:t xml:space="preserve">    0.2436 </w:t>
+      </w:r>
+      <w:r>
+        <w:rPr>
+          <w:rFonts w:ascii="0" w:hAnsi="0"/>
+          <w:color w:val="auto"/>
+          <w:sz w:val="20"/>
+        </w:rPr>
+        <w:t>1Q15= 8105</w:t>
       </w:r>
     </w:p>
     <w:p>
       <w:pPr>
         <w:pStyle w:val="Normal"/>
-        <w:rPr>
-          <w:lang w:val="en-US"/>
-        </w:rPr>
-      </w:pPr>
-      <w:r>
-        <w:rPr>
+        <w:bidi w:val="0"/>
+        <w:spacing w:lineRule="auto" w:line="240" w:before="240" w:after="120"/>
+        <w:rPr>
+          <w:color w:val="auto"/>
+          <w:sz w:val="22"/>
+          <w:szCs w:val="22"/>
+          <w:lang w:val="en-US"/>
+        </w:rPr>
+      </w:pPr>
+      <w:r>
+        <w:rPr>
+          <w:color w:val="auto"/>
+          <w:sz w:val="22"/>
+          <w:szCs w:val="22"/>
+          <w:lang w:val="en-US"/>
+        </w:rPr>
+        <w:t>16-bit format will be suffiecient for filter coeffiecents, but 163 filter coeffiecents are a lot for filtering, maybe increase/decrease filter requierments to obtain less filter coeffiecents. Would propably end in a  less optimal filter.</w:t>
+      </w:r>
+    </w:p>
+    <w:p>
+      <w:pPr>
+        <w:pStyle w:val="Normal"/>
+        <w:rPr>
+          <w:color w:val="auto"/>
+          <w:lang w:val="en-US"/>
+        </w:rPr>
+      </w:pPr>
+      <w:r>
+        <w:rPr>
+          <w:color w:val="auto"/>
           <w:lang w:val="en-US"/>
         </w:rPr>
       </w:r>
@@ -3429,7 +3795,7 @@
           <w:numId w:val="1"/>
         </w:numPr>
         <w:spacing w:lineRule="auto" w:line="240" w:before="240" w:after="120"/>
-        <w:ind w:hanging="454" w:start="454"/>
+        <w:ind w:hanging="454" w:left="454"/>
         <w:rPr>
           <w:color w:val="003399"/>
           <w:sz w:val="28"/>
@@ -3451,14 +3817,14 @@
       <w:tblPr>
         <w:tblStyle w:val="Tabellenraster"/>
         <w:tblW w:w="9628" w:type="dxa"/>
-        <w:jc w:val="start"/>
+        <w:jc w:val="left"/>
         <w:tblInd w:w="108" w:type="dxa"/>
         <w:tblLayout w:type="fixed"/>
         <w:tblCellMar>
           <w:top w:w="0" w:type="dxa"/>
-          <w:start w:w="108" w:type="dxa"/>
+          <w:left w:w="108" w:type="dxa"/>
           <w:bottom w:w="0" w:type="dxa"/>
-          <w:end w:w="108" w:type="dxa"/>
+          <w:right w:w="108" w:type="dxa"/>
         </w:tblCellMar>
         <w:tblLook w:noHBand="0" w:noVBand="1" w:firstColumn="1" w:lastRow="0" w:lastColumn="0" w:firstRow="1" w:val="04a0"/>
       </w:tblPr>
@@ -3472,9 +3838,9 @@
             <w:tcW w:w="9628" w:type="dxa"/>
             <w:tcBorders>
               <w:top w:val="nil"/>
-              <w:start w:val="nil"/>
+              <w:left w:val="nil"/>
               <w:bottom w:val="nil"/>
-              <w:end w:val="nil"/>
+              <w:right w:val="nil"/>
             </w:tcBorders>
             <w:shd w:color="auto" w:fill="D9D9D9" w:themeFill="background1" w:themeFillShade="d9" w:val="clear"/>
           </w:tcPr>
@@ -3482,8 +3848,9 @@
             <w:pPr>
               <w:pStyle w:val="Normal"/>
               <w:widowControl/>
+              <w:suppressAutoHyphens w:val="true"/>
               <w:spacing w:lineRule="auto" w:line="240" w:before="0" w:after="120"/>
-              <w:jc w:val="start"/>
+              <w:jc w:val="left"/>
               <w:rPr>
                 <w:rFonts w:ascii="Open Sans" w:hAnsi="Open Sans" w:cs="Open Sans"/>
                 <w:lang w:val="en-US"/>
@@ -3513,15 +3880,14 @@
             </w:r>
             <w:r>
               <w:rPr>
-                <w:rFonts w:eastAsia="Aptos" w:cs="" w:ascii="Aptos" w:hAnsi="Aptos"/>
-                <w:kern w:val="2"/>
-                <w:sz w:val="22"/>
-                <w:szCs w:val="22"/>
-                <w:lang w:val="de-DE" w:eastAsia="en-US" w:bidi="ar-SA"/>
+                <w:sz w:val="22"/>
               </w:rPr>
             </w:r>
             <m:oMath xmlns:m="http://schemas.openxmlformats.org/officeDocument/2006/math">
               <m:r>
+                <w:rPr>
+                  <w:rFonts w:ascii="Cambria Math" w:hAnsi="Cambria Math"/>
+                </w:rPr>
                 <m:t xml:space="preserve">M</m:t>
               </m:r>
             </m:oMath>
@@ -3537,15 +3903,14 @@
             </w:r>
             <w:r>
               <w:rPr>
-                <w:rFonts w:eastAsia="Aptos" w:cs="" w:ascii="Aptos" w:hAnsi="Aptos"/>
-                <w:kern w:val="2"/>
-                <w:sz w:val="22"/>
-                <w:szCs w:val="22"/>
-                <w:lang w:val="de-DE" w:eastAsia="en-US" w:bidi="ar-SA"/>
+                <w:sz w:val="22"/>
               </w:rPr>
             </w:r>
             <m:oMath xmlns:m="http://schemas.openxmlformats.org/officeDocument/2006/math">
               <m:r>
+                <w:rPr>
+                  <w:rFonts w:ascii="Cambria Math" w:hAnsi="Cambria Math"/>
+                </w:rPr>
                 <m:t xml:space="preserve">L</m:t>
               </m:r>
             </m:oMath>
@@ -3583,22 +3948,24 @@
             </w:r>
             <w:r>
               <w:rPr>
-                <w:rFonts w:eastAsia="Aptos" w:cs="" w:ascii="Aptos" w:hAnsi="Aptos"/>
-                <w:kern w:val="2"/>
-                <w:sz w:val="22"/>
-                <w:szCs w:val="22"/>
-                <w:lang w:val="de-DE" w:eastAsia="en-US" w:bidi="ar-SA"/>
+                <w:sz w:val="22"/>
               </w:rPr>
             </w:r>
             <m:oMath xmlns:m="http://schemas.openxmlformats.org/officeDocument/2006/math">
               <m:sSub>
                 <m:e>
                   <m:r>
+                    <w:rPr>
+                      <w:rFonts w:ascii="Cambria Math" w:hAnsi="Cambria Math"/>
+                    </w:rPr>
                     <m:t xml:space="preserve">x</m:t>
                   </m:r>
                 </m:e>
                 <m:sub>
                   <m:r>
+                    <w:rPr>
+                      <w:rFonts w:ascii="Cambria Math" w:hAnsi="Cambria Math"/>
+                    </w:rPr>
                     <m:t xml:space="preserve">λ</m:t>
                   </m:r>
                 </m:sub>
@@ -3610,6 +3977,9 @@
                 </m:dPr>
                 <m:e>
                   <m:r>
+                    <w:rPr>
+                      <w:rFonts w:ascii="Cambria Math" w:hAnsi="Cambria Math"/>
+                    </w:rPr>
                     <m:t xml:space="preserve">m</m:t>
                   </m:r>
                 </m:e>
@@ -3709,7 +4079,7 @@
                 <w:szCs w:val="22"/>
                 <w:lang w:val="en-US" w:eastAsia="en-US" w:bidi="ar-SA"/>
               </w:rPr>
-              <w:t xml:space="preserve"> to the preparation sheet. </w:t>
+              <w:t xml:space="preserve"> to the preparation sheet.</w:t>
             </w:r>
           </w:p>
         </w:tc>
@@ -3726,6 +4096,7 @@
         <w:rPr>
           <w:lang w:val="en-US"/>
         </w:rPr>
+        <w:t>g_PolyWUpdate is necessary to obtain the information to which polyphase the current sample belong and to later upsample the signal in correct order.</w:t>
       </w:r>
     </w:p>
     <w:p>
@@ -3739,6 +4110,202 @@
         <w:rPr>
           <w:lang w:val="en-US"/>
         </w:rPr>
+        <w:t>Code is only a extension of the switch case in ADC and DAC Interrupt example shown below, full code not included to avoid code duplications.</w:t>
+      </w:r>
+    </w:p>
+    <w:p>
+      <w:pPr>
+        <w:pStyle w:val="Normal"/>
+        <w:rPr>
+          <w:rFonts w:ascii="Droid Sans Mono;monospace" w:hAnsi="Droid Sans Mono;monospace"/>
+          <w:b w:val="false"/>
+          <w:color w:val="auto"/>
+          <w:sz w:val="21"/>
+          <w:highlight w:val="none"/>
+          <w:shd w:fill="auto" w:val="clear"/>
+        </w:rPr>
+      </w:pPr>
+      <w:r>
+        <w:rPr>
+          <w:rFonts w:ascii="Droid Sans Mono;monospace" w:hAnsi="Droid Sans Mono;monospace"/>
+          <w:b w:val="false"/>
+          <w:color w:val="auto"/>
+          <w:sz w:val="21"/>
+          <w:shd w:fill="auto" w:val="clear"/>
+        </w:rPr>
+        <w:t>AdcInt()</w:t>
+        <w:br/>
+        <w:t>…</w:t>
+        <w:br/>
+      </w:r>
+      <w:r>
+        <w:rPr>
+          <w:rFonts w:ascii="Droid Sans Mono;monospace" w:hAnsi="Droid Sans Mono;monospace"/>
+          <w:b w:val="false"/>
+          <w:color w:val="auto"/>
+          <w:sz w:val="21"/>
+          <w:shd w:fill="auto" w:val="clear"/>
+        </w:rPr>
+        <w:t>switch (lambda) {</w:t>
+        <w:br/>
+        <w:t xml:space="preserve">case </w:t>
+      </w:r>
+      <w:r>
+        <w:rPr>
+          <w:rFonts w:ascii="Droid Sans Mono;monospace" w:hAnsi="Droid Sans Mono;monospace"/>
+          <w:b w:val="false"/>
+          <w:color w:val="auto"/>
+          <w:sz w:val="21"/>
+          <w:shd w:fill="auto" w:val="clear"/>
+        </w:rPr>
+        <w:t>N</w:t>
+      </w:r>
+      <w:r>
+        <w:rPr>
+          <w:rFonts w:ascii="Droid Sans Mono;monospace" w:hAnsi="Droid Sans Mono;monospace"/>
+          <w:b w:val="false"/>
+          <w:color w:val="auto"/>
+          <w:sz w:val="21"/>
+          <w:shd w:fill="auto" w:val="clear"/>
+        </w:rPr>
+        <w:t>:</w:t>
+        <w:br/>
+        <w:t>g_PolyW[</w:t>
+      </w:r>
+      <w:r>
+        <w:rPr>
+          <w:rFonts w:ascii="Droid Sans Mono;monospace" w:hAnsi="Droid Sans Mono;monospace"/>
+          <w:b w:val="false"/>
+          <w:color w:val="auto"/>
+          <w:sz w:val="21"/>
+          <w:shd w:fill="auto" w:val="clear"/>
+        </w:rPr>
+        <w:t>N</w:t>
+      </w:r>
+      <w:r>
+        <w:rPr>
+          <w:rFonts w:ascii="Droid Sans Mono;monospace" w:hAnsi="Droid Sans Mono;monospace"/>
+          <w:b w:val="false"/>
+          <w:color w:val="auto"/>
+          <w:sz w:val="21"/>
+          <w:shd w:fill="auto" w:val="clear"/>
+        </w:rPr>
+        <w:t>] = g_i16AdcData[ADC0];</w:t>
+        <w:br/>
+        <w:t xml:space="preserve">g_PolyWUpdate = </w:t>
+      </w:r>
+      <w:r>
+        <w:rPr>
+          <w:rFonts w:ascii="Droid Sans Mono;monospace" w:hAnsi="Droid Sans Mono;monospace"/>
+          <w:b w:val="false"/>
+          <w:color w:val="auto"/>
+          <w:sz w:val="21"/>
+          <w:shd w:fill="auto" w:val="clear"/>
+        </w:rPr>
+        <w:t>N</w:t>
+      </w:r>
+      <w:r>
+        <w:rPr>
+          <w:rFonts w:ascii="Droid Sans Mono;monospace" w:hAnsi="Droid Sans Mono;monospace"/>
+          <w:b w:val="false"/>
+          <w:color w:val="auto"/>
+          <w:sz w:val="21"/>
+          <w:shd w:fill="auto" w:val="clear"/>
+        </w:rPr>
+        <w:t>;</w:t>
+        <w:br/>
+        <w:t>break;</w:t>
+      </w:r>
+    </w:p>
+    <w:p>
+      <w:pPr>
+        <w:pStyle w:val="Normal"/>
+        <w:rPr>
+          <w:rFonts w:ascii="Droid Sans Mono;monospace" w:hAnsi="Droid Sans Mono;monospace"/>
+          <w:b w:val="false"/>
+          <w:color w:val="auto"/>
+          <w:sz w:val="21"/>
+          <w:highlight w:val="none"/>
+          <w:shd w:fill="auto" w:val="clear"/>
+        </w:rPr>
+      </w:pPr>
+      <w:r>
+        <w:rPr>
+          <w:rFonts w:ascii="Droid Sans Mono;monospace" w:hAnsi="Droid Sans Mono;monospace"/>
+          <w:b w:val="false"/>
+          <w:color w:val="auto"/>
+          <w:sz w:val="21"/>
+          <w:shd w:fill="auto" w:val="clear"/>
+        </w:rPr>
+        <w:t>repeat N times</w:t>
+      </w:r>
+    </w:p>
+    <w:p>
+      <w:pPr>
+        <w:pStyle w:val="Normal"/>
+        <w:rPr>
+          <w:rFonts w:ascii="Droid Sans Mono;monospace" w:hAnsi="Droid Sans Mono;monospace"/>
+          <w:b w:val="false"/>
+          <w:color w:val="auto"/>
+          <w:sz w:val="21"/>
+          <w:shd w:fill="auto" w:val="clear"/>
+        </w:rPr>
+      </w:pPr>
+      <w:r>
+        <w:rPr>
+          <w:rFonts w:ascii="Droid Sans Mono;monospace" w:hAnsi="Droid Sans Mono;monospace"/>
+          <w:b w:val="false"/>
+          <w:color w:val="auto"/>
+          <w:sz w:val="21"/>
+          <w:shd w:fill="auto" w:val="clear"/>
+        </w:rPr>
+        <w:t>DacInt()</w:t>
+        <w:br/>
+        <w:t>…</w:t>
+        <w:br/>
+      </w:r>
+      <w:r>
+        <w:rPr>
+          <w:rFonts w:ascii="Droid Sans Mono;monospace" w:hAnsi="Droid Sans Mono;monospace"/>
+          <w:b w:val="false"/>
+          <w:color w:val="auto"/>
+          <w:sz w:val="21"/>
+          <w:shd w:fill="auto" w:val="clear"/>
+        </w:rPr>
+        <w:t>switch (g_PolyWUpdate) {</w:t>
+        <w:br/>
+        <w:t>case 0:</w:t>
+        <w:br/>
+        <w:t>g_i16DacData[0] = g_PolyW[0];</w:t>
+        <w:br/>
+        <w:t>g_i16DacData[1] = 0;</w:t>
+        <w:br/>
+        <w:t>break;</w:t>
+        <w:br/>
+        <w:t>...</w:t>
+      </w:r>
+    </w:p>
+    <w:p>
+      <w:pPr>
+        <w:pStyle w:val="Normal"/>
+        <w:rPr>
+          <w:rFonts w:ascii="Droid Sans Mono;monospace" w:hAnsi="Droid Sans Mono;monospace"/>
+          <w:b w:val="false"/>
+          <w:color w:val="auto"/>
+          <w:sz w:val="21"/>
+          <w:highlight w:val="none"/>
+          <w:shd w:fill="auto" w:val="clear"/>
+        </w:rPr>
+      </w:pPr>
+      <w:r>
+        <w:rPr>
+          <w:rFonts w:ascii="Droid Sans Mono;monospace" w:hAnsi="Droid Sans Mono;monospace"/>
+          <w:b w:val="false"/>
+          <w:color w:val="auto"/>
+          <w:sz w:val="21"/>
+          <w:shd w:fill="auto" w:val="clear"/>
+        </w:rPr>
+        <w:t>repeat N times</w:t>
       </w:r>
     </w:p>
     <w:p>
@@ -3810,12 +4377,12 @@
       <w:start w:val="3"/>
       <w:numFmt w:val="decimal"/>
       <w:lvlText w:val="%1."/>
-      <w:lvlJc w:val="start"/>
+      <w:lvlJc w:val="left"/>
       <w:pPr>
         <w:tabs>
           <w:tab w:val="num" w:pos="0"/>
         </w:tabs>
-        <w:ind w:start="360" w:hanging="360"/>
+        <w:ind w:left="360" w:hanging="360"/>
       </w:pPr>
       <w:rPr/>
     </w:lvl>
@@ -3824,12 +4391,12 @@
       <w:numFmt w:val="decimal"/>
       <w:isLgl/>
       <w:lvlText w:val="%1.%2"/>
-      <w:lvlJc w:val="start"/>
+      <w:lvlJc w:val="left"/>
       <w:pPr>
         <w:tabs>
           <w:tab w:val="num" w:pos="0"/>
         </w:tabs>
-        <w:ind w:start="720" w:hanging="720"/>
+        <w:ind w:left="720" w:hanging="720"/>
       </w:pPr>
       <w:rPr/>
     </w:lvl>
@@ -3838,12 +4405,12 @@
       <w:numFmt w:val="decimal"/>
       <w:isLgl/>
       <w:lvlText w:val="%1.%2.%3"/>
-      <w:lvlJc w:val="start"/>
+      <w:lvlJc w:val="left"/>
       <w:pPr>
         <w:tabs>
           <w:tab w:val="num" w:pos="0"/>
         </w:tabs>
-        <w:ind w:start="720" w:hanging="720"/>
+        <w:ind w:left="720" w:hanging="720"/>
       </w:pPr>
       <w:rPr/>
     </w:lvl>
@@ -3852,12 +4419,12 @@
       <w:numFmt w:val="decimal"/>
       <w:isLgl/>
       <w:lvlText w:val="%1.%2.%3.%4"/>
-      <w:lvlJc w:val="start"/>
+      <w:lvlJc w:val="left"/>
       <w:pPr>
         <w:tabs>
           <w:tab w:val="num" w:pos="0"/>
         </w:tabs>
-        <w:ind w:start="1080" w:hanging="1080"/>
+        <w:ind w:left="1080" w:hanging="1080"/>
       </w:pPr>
       <w:rPr/>
     </w:lvl>
@@ -3866,12 +4433,12 @@
       <w:numFmt w:val="decimal"/>
       <w:isLgl/>
       <w:lvlText w:val="%1.%2.%3.%4.%5"/>
-      <w:lvlJc w:val="start"/>
+      <w:lvlJc w:val="left"/>
       <w:pPr>
         <w:tabs>
           <w:tab w:val="num" w:pos="0"/>
         </w:tabs>
-        <w:ind w:start="1440" w:hanging="1440"/>
+        <w:ind w:left="1440" w:hanging="1440"/>
       </w:pPr>
       <w:rPr/>
     </w:lvl>
@@ -3880,12 +4447,12 @@
       <w:numFmt w:val="decimal"/>
       <w:isLgl/>
       <w:lvlText w:val="%1.%2.%3.%4.%5.%6"/>
-      <w:lvlJc w:val="start"/>
+      <w:lvlJc w:val="left"/>
       <w:pPr>
         <w:tabs>
           <w:tab w:val="num" w:pos="0"/>
         </w:tabs>
-        <w:ind w:start="1440" w:hanging="1440"/>
+        <w:ind w:left="1440" w:hanging="1440"/>
       </w:pPr>
       <w:rPr/>
     </w:lvl>
@@ -3894,12 +4461,12 @@
       <w:numFmt w:val="decimal"/>
       <w:isLgl/>
       <w:lvlText w:val="%1.%2.%3.%4.%5.%6.%7"/>
-      <w:lvlJc w:val="start"/>
+      <w:lvlJc w:val="left"/>
       <w:pPr>
         <w:tabs>
           <w:tab w:val="num" w:pos="0"/>
         </w:tabs>
-        <w:ind w:start="1800" w:hanging="1800"/>
+        <w:ind w:left="1800" w:hanging="1800"/>
       </w:pPr>
       <w:rPr/>
     </w:lvl>
@@ -3908,12 +4475,12 @@
       <w:numFmt w:val="decimal"/>
       <w:isLgl/>
       <w:lvlText w:val="%1.%2.%3.%4.%5.%6.%7.%8"/>
-      <w:lvlJc w:val="start"/>
+      <w:lvlJc w:val="left"/>
       <w:pPr>
         <w:tabs>
           <w:tab w:val="num" w:pos="0"/>
         </w:tabs>
-        <w:ind w:start="2160" w:hanging="2160"/>
+        <w:ind w:left="2160" w:hanging="2160"/>
       </w:pPr>
       <w:rPr/>
     </w:lvl>
@@ -3922,12 +4489,12 @@
       <w:numFmt w:val="decimal"/>
       <w:isLgl/>
       <w:lvlText w:val="%1.%2.%3.%4.%5.%6.%7.%8.%9"/>
-      <w:lvlJc w:val="start"/>
+      <w:lvlJc w:val="left"/>
       <w:pPr>
         <w:tabs>
           <w:tab w:val="num" w:pos="0"/>
         </w:tabs>
-        <w:ind w:start="2160" w:hanging="2160"/>
+        <w:ind w:left="2160" w:hanging="2160"/>
       </w:pPr>
       <w:rPr/>
     </w:lvl>
@@ -3938,12 +4505,12 @@
       <w:numFmt w:val="none"/>
       <w:suff w:val="nothing"/>
       <w:lvlText w:val=""/>
-      <w:lvlJc w:val="start"/>
+      <w:lvlJc w:val="left"/>
       <w:pPr>
         <w:tabs>
           <w:tab w:val="num" w:pos="0"/>
         </w:tabs>
-        <w:ind w:start="0" w:hanging="0"/>
+        <w:ind w:left="0" w:hanging="0"/>
       </w:pPr>
     </w:lvl>
     <w:lvl w:ilvl="1">
@@ -3951,12 +4518,12 @@
       <w:numFmt w:val="none"/>
       <w:suff w:val="nothing"/>
       <w:lvlText w:val=""/>
-      <w:lvlJc w:val="start"/>
+      <w:lvlJc w:val="left"/>
       <w:pPr>
         <w:tabs>
           <w:tab w:val="num" w:pos="0"/>
         </w:tabs>
-        <w:ind w:start="0" w:hanging="0"/>
+        <w:ind w:left="0" w:hanging="0"/>
       </w:pPr>
     </w:lvl>
     <w:lvl w:ilvl="2">
@@ -3964,12 +4531,12 @@
       <w:numFmt w:val="none"/>
       <w:suff w:val="nothing"/>
       <w:lvlText w:val=""/>
-      <w:lvlJc w:val="start"/>
+      <w:lvlJc w:val="left"/>
       <w:pPr>
         <w:tabs>
           <w:tab w:val="num" w:pos="0"/>
         </w:tabs>
-        <w:ind w:start="0" w:hanging="0"/>
+        <w:ind w:left="0" w:hanging="0"/>
       </w:pPr>
     </w:lvl>
     <w:lvl w:ilvl="3">
@@ -3977,12 +4544,12 @@
       <w:numFmt w:val="none"/>
       <w:suff w:val="nothing"/>
       <w:lvlText w:val=""/>
-      <w:lvlJc w:val="start"/>
+      <w:lvlJc w:val="left"/>
       <w:pPr>
         <w:tabs>
           <w:tab w:val="num" w:pos="0"/>
         </w:tabs>
-        <w:ind w:start="0" w:hanging="0"/>
+        <w:ind w:left="0" w:hanging="0"/>
       </w:pPr>
     </w:lvl>
     <w:lvl w:ilvl="4">
@@ -3990,12 +4557,12 @@
       <w:numFmt w:val="none"/>
       <w:suff w:val="nothing"/>
       <w:lvlText w:val=""/>
-      <w:lvlJc w:val="start"/>
+      <w:lvlJc w:val="left"/>
       <w:pPr>
         <w:tabs>
           <w:tab w:val="num" w:pos="0"/>
         </w:tabs>
-        <w:ind w:start="0" w:hanging="0"/>
+        <w:ind w:left="0" w:hanging="0"/>
       </w:pPr>
     </w:lvl>
     <w:lvl w:ilvl="5">
@@ -4003,12 +4570,12 @@
       <w:numFmt w:val="none"/>
       <w:suff w:val="nothing"/>
       <w:lvlText w:val=""/>
-      <w:lvlJc w:val="start"/>
+      <w:lvlJc w:val="left"/>
       <w:pPr>
         <w:tabs>
           <w:tab w:val="num" w:pos="0"/>
         </w:tabs>
-        <w:ind w:start="0" w:hanging="0"/>
+        <w:ind w:left="0" w:hanging="0"/>
       </w:pPr>
     </w:lvl>
     <w:lvl w:ilvl="6">
@@ -4016,12 +4583,12 @@
       <w:numFmt w:val="none"/>
       <w:suff w:val="nothing"/>
       <w:lvlText w:val=""/>
-      <w:lvlJc w:val="start"/>
+      <w:lvlJc w:val="left"/>
       <w:pPr>
         <w:tabs>
           <w:tab w:val="num" w:pos="0"/>
         </w:tabs>
-        <w:ind w:start="0" w:hanging="0"/>
+        <w:ind w:left="0" w:hanging="0"/>
       </w:pPr>
     </w:lvl>
     <w:lvl w:ilvl="7">
@@ -4029,12 +4596,12 @@
       <w:numFmt w:val="none"/>
       <w:suff w:val="nothing"/>
       <w:lvlText w:val=""/>
-      <w:lvlJc w:val="start"/>
+      <w:lvlJc w:val="left"/>
       <w:pPr>
         <w:tabs>
           <w:tab w:val="num" w:pos="0"/>
         </w:tabs>
-        <w:ind w:start="0" w:hanging="0"/>
+        <w:ind w:left="0" w:hanging="0"/>
       </w:pPr>
     </w:lvl>
     <w:lvl w:ilvl="8">
@@ -4042,12 +4609,12 @@
       <w:numFmt w:val="none"/>
       <w:suff w:val="nothing"/>
       <w:lvlText w:val=""/>
-      <w:lvlJc w:val="start"/>
+      <w:lvlJc w:val="left"/>
       <w:pPr>
         <w:tabs>
           <w:tab w:val="num" w:pos="0"/>
         </w:tabs>
-        <w:ind w:start="0" w:hanging="0"/>
+        <w:ind w:left="0" w:hanging="0"/>
       </w:pPr>
     </w:lvl>
   </w:abstractNum>
@@ -4463,9 +5030,10 @@
     <w:rsid w:val="00cf402b"/>
     <w:pPr>
       <w:widowControl/>
+      <w:suppressAutoHyphens w:val="true"/>
       <w:bidi w:val="0"/>
       <w:spacing w:lineRule="auto" w:line="192" w:before="360" w:after="80"/>
-      <w:jc w:val="start"/>
+      <w:jc w:val="left"/>
     </w:pPr>
     <w:rPr>
       <w:rFonts w:ascii="Open Sans" w:hAnsi="Open Sans" w:eastAsia="Aptos" w:cs="Open Sans" w:eastAsiaTheme="minorHAnsi"/>
@@ -5032,7 +5600,7 @@
     <w:rsid w:val="00a53ece"/>
     <w:pPr>
       <w:spacing w:before="360" w:after="80"/>
-      <w:ind w:start="720"/>
+      <w:ind w:left="720"/>
       <w:contextualSpacing/>
     </w:pPr>
     <w:rPr/>
@@ -5051,7 +5619,7 @@
         <w:bottom w:val="single" w:sz="4" w:space="10" w:color="0F4761" w:themeColor="accent1" w:themeShade="bf"/>
       </w:pBdr>
       <w:spacing w:before="360" w:after="360"/>
-      <w:ind w:start="864" w:end="864"/>
+      <w:ind w:left="864" w:right="864"/>
       <w:jc w:val="center"/>
     </w:pPr>
     <w:rPr>
